--- a/Knowledge/3-Work knowledge/1-Software Engineering/2-General Technologies/2-Version Control System/1-Git, GitHub and GitLab/5-My Source/14-GitHub Desktop.docx
+++ b/Knowledge/3-Work knowledge/1-Software Engineering/2-General Technologies/2-Version Control System/1-Git, GitHub and GitLab/5-My Source/14-GitHub Desktop.docx
@@ -8582,224 +8582,276 @@
       </w:pPr>
       <w:r>
         <w:rPr>
-          <w:rFonts w:ascii="Arial" w:eastAsia="Arial" w:hAnsi="Arial" w:cs="Arial"/>
-          <w:b/>
-          <w:bCs/>
-          <w:sz w:val="18"/>
-          <w:szCs w:val="18"/>
+          <w:rFonts w:ascii="Arial" w:hAnsi="Arial"/>
+          <w:b/>
+          <w:sz w:val="18"/>
           <w:highlight w:val="lightGray"/>
         </w:rPr>
         <w:t xml:space="preserve"># Source: </w:t>
       </w:r>
-      <w:proofErr w:type="spellStart"/>
-      <w:r>
-        <w:rPr>
-          <w:rFonts w:ascii="Arial" w:eastAsia="Arial" w:hAnsi="Arial" w:cs="Arial"/>
-          <w:b/>
-          <w:bCs/>
-          <w:sz w:val="18"/>
-          <w:szCs w:val="18"/>
-          <w:highlight w:val="lightGray"/>
-        </w:rPr>
-        <w:t>ScreenShots</w:t>
-      </w:r>
-      <w:proofErr w:type="spellEnd"/>
-      <w:r>
-        <w:rPr>
-          <w:rFonts w:ascii="Arial" w:eastAsia="Arial" w:hAnsi="Arial" w:cs="Arial"/>
-          <w:sz w:val="18"/>
-          <w:szCs w:val="18"/>
+      <w:r>
+        <w:rPr>
+          <w:rFonts w:ascii="Arial" w:hAnsi="Arial" w:eastAsia="Arial" w:cs="Arial"/>
+          <w:b/>
+          <w:i w:val="0"/>
+          <w:color w:val="000000"/>
+          <w:sz w:val="18"/>
+          <w:highlight w:val="lightGray"/>
+        </w:rPr>
+        <w:t>S</w:t>
+      </w:r>
+      <w:r>
+        <w:rPr>
+          <w:rFonts w:ascii="Arial" w:hAnsi="Arial" w:eastAsia="Arial" w:cs="Arial"/>
+          <w:b/>
+          <w:i w:val="0"/>
+          <w:color w:val="000000"/>
+          <w:sz w:val="18"/>
+          <w:highlight w:val="lightGray"/>
+        </w:rPr>
+        <w:t>c</w:t>
+      </w:r>
+      <w:r>
+        <w:rPr>
+          <w:rFonts w:ascii="Arial" w:hAnsi="Arial" w:eastAsia="Arial" w:cs="Arial"/>
+          <w:b/>
+          <w:i w:val="0"/>
+          <w:color w:val="000000"/>
+          <w:sz w:val="18"/>
+          <w:highlight w:val="lightGray"/>
+        </w:rPr>
+        <w:t>r</w:t>
+      </w:r>
+      <w:r>
+        <w:rPr>
+          <w:rFonts w:ascii="Arial" w:hAnsi="Arial" w:eastAsia="Arial" w:cs="Arial"/>
+          <w:b/>
+          <w:i w:val="0"/>
+          <w:color w:val="000000"/>
+          <w:sz w:val="18"/>
+          <w:highlight w:val="lightGray"/>
+        </w:rPr>
+        <w:t>e</w:t>
+      </w:r>
+      <w:r>
+        <w:rPr>
+          <w:rFonts w:ascii="Arial" w:hAnsi="Arial" w:eastAsia="Arial" w:cs="Arial"/>
+          <w:b/>
+          <w:i w:val="0"/>
+          <w:color w:val="000000"/>
+          <w:sz w:val="18"/>
+          <w:highlight w:val="lightGray"/>
+        </w:rPr>
+        <w:t>e</w:t>
+      </w:r>
+      <w:r>
+        <w:rPr>
+          <w:rFonts w:ascii="Arial" w:hAnsi="Arial" w:eastAsia="Arial" w:cs="Arial"/>
+          <w:b/>
+          <w:i w:val="0"/>
+          <w:color w:val="000000"/>
+          <w:sz w:val="18"/>
+          <w:highlight w:val="lightGray"/>
+        </w:rPr>
+        <w:t>n</w:t>
+      </w:r>
+      <w:r>
+        <w:rPr>
+          <w:rFonts w:ascii="Arial" w:hAnsi="Arial" w:eastAsia="Arial" w:cs="Arial"/>
+          <w:b/>
+          <w:i w:val="0"/>
+          <w:color w:val="000000"/>
+          <w:sz w:val="18"/>
+          <w:highlight w:val="lightGray"/>
+        </w:rPr>
+        <w:t>S</w:t>
+      </w:r>
+      <w:r>
+        <w:rPr>
+          <w:rFonts w:ascii="Arial" w:hAnsi="Arial" w:eastAsia="Arial" w:cs="Arial"/>
+          <w:b/>
+          <w:i w:val="0"/>
+          <w:color w:val="000000"/>
+          <w:sz w:val="18"/>
+          <w:highlight w:val="lightGray"/>
+        </w:rPr>
+        <w:t>h</w:t>
+      </w:r>
+      <w:r>
+        <w:rPr>
+          <w:rFonts w:ascii="Arial" w:hAnsi="Arial" w:eastAsia="Arial" w:cs="Arial"/>
+          <w:b/>
+          <w:i w:val="0"/>
+          <w:color w:val="000000"/>
+          <w:sz w:val="18"/>
+          <w:highlight w:val="lightGray"/>
+        </w:rPr>
+        <w:t>o</w:t>
+      </w:r>
+      <w:r>
+        <w:rPr>
+          <w:rFonts w:ascii="Arial" w:hAnsi="Arial" w:eastAsia="Arial" w:cs="Arial"/>
+          <w:b/>
+          <w:i w:val="0"/>
+          <w:color w:val="000000"/>
+          <w:sz w:val="18"/>
+          <w:highlight w:val="lightGray"/>
+        </w:rPr>
+        <w:t>t</w:t>
+      </w:r>
+      <w:r>
+        <w:rPr>
+          <w:rFonts w:ascii="Arial" w:hAnsi="Arial"/>
+          <w:sz w:val="18"/>
           <w:highlight w:val="lightGray"/>
         </w:rPr>
         <w:t xml:space="preserve"> </w:t>
       </w:r>
       <w:r>
         <w:rPr>
-          <w:rFonts w:ascii="Arial" w:eastAsia="Arial" w:hAnsi="Arial" w:cs="Arial"/>
-          <w:b/>
-          <w:bCs/>
-          <w:sz w:val="18"/>
-          <w:szCs w:val="18"/>
+          <w:rFonts w:ascii="Arial" w:hAnsi="Arial"/>
+          <w:b/>
+          <w:sz w:val="18"/>
           <w:highlight w:val="lightGray"/>
         </w:rPr>
         <w:t>Source</w:t>
       </w:r>
       <w:r>
         <w:rPr>
-          <w:rFonts w:ascii="Arial" w:eastAsia="Arial" w:hAnsi="Arial" w:cs="Arial"/>
-          <w:sz w:val="18"/>
-          <w:szCs w:val="18"/>
+          <w:rFonts w:ascii="Arial" w:hAnsi="Arial"/>
+          <w:sz w:val="18"/>
           <w:highlight w:val="lightGray"/>
         </w:rPr>
         <w:t xml:space="preserve">: </w:t>
       </w:r>
       <w:r>
         <w:rPr>
-          <w:rFonts w:ascii="Arial" w:eastAsia="Arial" w:hAnsi="Arial" w:cs="Arial"/>
-          <w:b/>
-          <w:bCs/>
-          <w:sz w:val="18"/>
-          <w:szCs w:val="18"/>
+          <w:rFonts w:ascii="Arial" w:hAnsi="Arial"/>
+          <w:b/>
+          <w:sz w:val="18"/>
           <w:highlight w:val="lightGray"/>
         </w:rPr>
         <w:t>Provided by:</w:t>
       </w:r>
       <w:r>
         <w:rPr>
-          <w:rFonts w:ascii="Arial" w:eastAsia="Arial" w:hAnsi="Arial" w:cs="Arial"/>
-          <w:sz w:val="18"/>
-          <w:szCs w:val="18"/>
+          <w:rFonts w:ascii="Arial" w:hAnsi="Arial"/>
+          <w:sz w:val="18"/>
           <w:highlight w:val="lightGray"/>
         </w:rPr>
         <w:t xml:space="preserve"> [Persons Table -&gt; ID Column: 1, </w:t>
       </w:r>
-      <w:proofErr w:type="spellStart"/>
-      <w:r>
-        <w:rPr>
-          <w:rFonts w:ascii="Arial" w:eastAsia="Arial" w:hAnsi="Arial" w:cs="Arial"/>
-          <w:sz w:val="18"/>
-          <w:szCs w:val="18"/>
+      <w:r>
+        <w:rPr>
+          <w:rFonts w:ascii="Arial" w:hAnsi="Arial"/>
+          <w:sz w:val="18"/>
           <w:highlight w:val="lightGray"/>
         </w:rPr>
         <w:t>Name_En</w:t>
       </w:r>
-      <w:proofErr w:type="spellEnd"/>
-      <w:r>
-        <w:rPr>
-          <w:rFonts w:ascii="Arial" w:eastAsia="Arial" w:hAnsi="Arial" w:cs="Arial"/>
-          <w:sz w:val="18"/>
-          <w:szCs w:val="18"/>
+      <w:r>
+        <w:rPr>
+          <w:rFonts w:ascii="Arial" w:hAnsi="Arial"/>
+          <w:sz w:val="18"/>
           <w:highlight w:val="lightGray"/>
         </w:rPr>
         <w:t xml:space="preserve"> Column: Motasem Essam] -&gt; </w:t>
       </w:r>
       <w:r>
         <w:rPr>
-          <w:rFonts w:ascii="Arial" w:eastAsia="Arial" w:hAnsi="Arial" w:cs="Arial"/>
-          <w:b/>
-          <w:bCs/>
-          <w:sz w:val="18"/>
-          <w:szCs w:val="18"/>
+          <w:rFonts w:ascii="Arial" w:hAnsi="Arial"/>
+          <w:b/>
+          <w:sz w:val="18"/>
           <w:highlight w:val="lightGray"/>
         </w:rPr>
         <w:t>Tool:</w:t>
       </w:r>
       <w:r>
         <w:rPr>
-          <w:rFonts w:ascii="Arial" w:eastAsia="Arial" w:hAnsi="Arial" w:cs="Arial"/>
-          <w:sz w:val="18"/>
-          <w:szCs w:val="18"/>
+          <w:rFonts w:ascii="Arial" w:hAnsi="Arial"/>
+          <w:sz w:val="18"/>
           <w:highlight w:val="lightGray"/>
         </w:rPr>
         <w:t xml:space="preserve"> [</w:t>
       </w:r>
-      <w:proofErr w:type="spellStart"/>
-      <w:r>
-        <w:rPr>
-          <w:rFonts w:ascii="Arial" w:eastAsia="Arial" w:hAnsi="Arial" w:cs="Arial"/>
-          <w:sz w:val="18"/>
-          <w:szCs w:val="18"/>
+      <w:r>
+        <w:rPr>
+          <w:rFonts w:ascii="Arial" w:hAnsi="Arial"/>
+          <w:sz w:val="18"/>
           <w:highlight w:val="lightGray"/>
         </w:rPr>
         <w:t>Lightshot</w:t>
       </w:r>
-      <w:proofErr w:type="spellEnd"/>
-      <w:r>
-        <w:rPr>
-          <w:rFonts w:ascii="Arial" w:eastAsia="Arial" w:hAnsi="Arial" w:cs="Arial"/>
-          <w:sz w:val="18"/>
-          <w:szCs w:val="18"/>
+      <w:r>
+        <w:rPr>
+          <w:rFonts w:ascii="Arial" w:hAnsi="Arial"/>
+          <w:sz w:val="18"/>
           <w:highlight w:val="lightGray"/>
         </w:rPr>
         <w:t xml:space="preserve"> Program] -&gt; </w:t>
       </w:r>
       <w:r>
         <w:rPr>
-          <w:rFonts w:ascii="Arial" w:eastAsia="Arial" w:hAnsi="Arial" w:cs="Arial"/>
-          <w:b/>
-          <w:bCs/>
-          <w:sz w:val="18"/>
-          <w:szCs w:val="18"/>
+          <w:rFonts w:ascii="Arial" w:hAnsi="Arial"/>
+          <w:b/>
+          <w:sz w:val="18"/>
           <w:highlight w:val="lightGray"/>
         </w:rPr>
         <w:t xml:space="preserve">From </w:t>
       </w:r>
       <w:r>
         <w:rPr>
-          <w:rFonts w:ascii="Arial" w:eastAsia="Arial" w:hAnsi="Arial" w:cs="Arial"/>
-          <w:sz w:val="18"/>
-          <w:szCs w:val="18"/>
+          <w:rFonts w:ascii="Arial" w:hAnsi="Arial"/>
+          <w:sz w:val="18"/>
           <w:highlight w:val="lightGray"/>
         </w:rPr>
         <w:t xml:space="preserve">[Site: Google Search: All: GitHub Desktop] </w:t>
       </w:r>
       <w:r>
         <w:rPr>
-          <w:rFonts w:ascii="Arial" w:eastAsia="Arial" w:hAnsi="Arial" w:cs="Arial"/>
-          <w:b/>
-          <w:bCs/>
-          <w:sz w:val="18"/>
-          <w:szCs w:val="18"/>
+          <w:rFonts w:ascii="Arial" w:hAnsi="Arial"/>
+          <w:b/>
+          <w:sz w:val="18"/>
           <w:highlight w:val="lightGray"/>
         </w:rPr>
         <w:t>on</w:t>
       </w:r>
       <w:r>
         <w:rPr>
-          <w:rFonts w:ascii="Arial" w:eastAsia="Arial" w:hAnsi="Arial" w:cs="Arial"/>
-          <w:sz w:val="18"/>
-          <w:szCs w:val="18"/>
+          <w:rFonts w:ascii="Arial" w:hAnsi="Arial"/>
+          <w:sz w:val="18"/>
           <w:highlight w:val="lightGray"/>
         </w:rPr>
         <w:t xml:space="preserve"> [</w:t>
       </w:r>
       <w:r>
         <w:rPr>
-          <w:rFonts w:ascii="Arial" w:eastAsia="Arial" w:hAnsi="Arial" w:cs="Arial"/>
-          <w:bCs/>
-          <w:kern w:val="0"/>
-          <w:sz w:val="18"/>
-          <w:szCs w:val="14"/>
-          <w:highlight w:val="lightGray"/>
-          <w:shd w:val="clear" w:color="auto" w:fill="B7B7B7"/>
-          <w:lang w:val="en"/>
-          <w14:ligatures w14:val="none"/>
+          <w:rFonts w:ascii="Arial" w:hAnsi="Arial"/>
+          <w:sz w:val="18"/>
+          <w:highlight w:val="lightGray"/>
         </w:rPr>
         <w:t>2/1</w:t>
       </w:r>
       <w:r>
         <w:rPr>
-          <w:rFonts w:ascii="Arial" w:eastAsia="Arial" w:hAnsi="Arial" w:cs="Arial"/>
-          <w:bCs/>
-          <w:kern w:val="0"/>
-          <w:sz w:val="18"/>
-          <w:szCs w:val="14"/>
-          <w:highlight w:val="lightGray"/>
-          <w:shd w:val="clear" w:color="auto" w:fill="B7B7B7"/>
-          <w:lang w:val="en"/>
-          <w14:ligatures w14:val="none"/>
+          <w:rFonts w:ascii="Arial" w:hAnsi="Arial"/>
+          <w:sz w:val="18"/>
+          <w:highlight w:val="lightGray"/>
         </w:rPr>
         <w:t>9</w:t>
       </w:r>
       <w:r>
         <w:rPr>
-          <w:rFonts w:ascii="Arial" w:eastAsia="Arial" w:hAnsi="Arial" w:cs="Arial"/>
-          <w:bCs/>
-          <w:kern w:val="0"/>
-          <w:sz w:val="18"/>
-          <w:szCs w:val="14"/>
-          <w:highlight w:val="lightGray"/>
-          <w:shd w:val="clear" w:color="auto" w:fill="B7B7B7"/>
-          <w:lang w:val="en"/>
-          <w14:ligatures w14:val="none"/>
+          <w:rFonts w:ascii="Arial" w:hAnsi="Arial"/>
+          <w:sz w:val="18"/>
+          <w:highlight w:val="lightGray"/>
         </w:rPr>
         <w:t>/2026</w:t>
       </w:r>
       <w:r>
         <w:rPr>
-          <w:rFonts w:ascii="Arial" w:eastAsia="Arial" w:hAnsi="Arial" w:cs="Arial"/>
-          <w:sz w:val="18"/>
-          <w:szCs w:val="18"/>
+          <w:rFonts w:ascii="Arial" w:hAnsi="Arial"/>
+          <w:sz w:val="18"/>
           <w:highlight w:val="lightGray"/>
         </w:rPr>
         <w:t>]</w:t>
@@ -8960,17 +9012,116 @@
         </w:rPr>
         <w:t xml:space="preserve"># Source: </w:t>
       </w:r>
-      <w:proofErr w:type="spellStart"/>
-      <w:r>
-        <w:rPr>
-          <w:rFonts w:ascii="Arial" w:hAnsi="Arial"/>
-          <w:b/>
-          <w:sz w:val="18"/>
-          <w:highlight w:val="lightGray"/>
-        </w:rPr>
-        <w:t>ScreenShots</w:t>
-      </w:r>
-      <w:proofErr w:type="spellEnd"/>
+      <w:r>
+        <w:rPr>
+          <w:rFonts w:ascii="Arial" w:hAnsi="Arial" w:eastAsia="Arial" w:cs="Arial"/>
+          <w:b/>
+          <w:i w:val="0"/>
+          <w:color w:val="000000"/>
+          <w:sz w:val="18"/>
+          <w:highlight w:val="lightGray"/>
+        </w:rPr>
+        <w:t>S</w:t>
+      </w:r>
+      <w:r>
+        <w:rPr>
+          <w:rFonts w:ascii="Arial" w:hAnsi="Arial" w:eastAsia="Arial" w:cs="Arial"/>
+          <w:b/>
+          <w:i w:val="0"/>
+          <w:color w:val="000000"/>
+          <w:sz w:val="18"/>
+          <w:highlight w:val="lightGray"/>
+        </w:rPr>
+        <w:t>c</w:t>
+      </w:r>
+      <w:r>
+        <w:rPr>
+          <w:rFonts w:ascii="Arial" w:hAnsi="Arial" w:eastAsia="Arial" w:cs="Arial"/>
+          <w:b/>
+          <w:i w:val="0"/>
+          <w:color w:val="000000"/>
+          <w:sz w:val="18"/>
+          <w:highlight w:val="lightGray"/>
+        </w:rPr>
+        <w:t>r</w:t>
+      </w:r>
+      <w:r>
+        <w:rPr>
+          <w:rFonts w:ascii="Arial" w:hAnsi="Arial" w:eastAsia="Arial" w:cs="Arial"/>
+          <w:b/>
+          <w:i w:val="0"/>
+          <w:color w:val="000000"/>
+          <w:sz w:val="18"/>
+          <w:highlight w:val="lightGray"/>
+        </w:rPr>
+        <w:t>e</w:t>
+      </w:r>
+      <w:r>
+        <w:rPr>
+          <w:rFonts w:ascii="Arial" w:hAnsi="Arial" w:eastAsia="Arial" w:cs="Arial"/>
+          <w:b/>
+          <w:i w:val="0"/>
+          <w:color w:val="000000"/>
+          <w:sz w:val="18"/>
+          <w:highlight w:val="lightGray"/>
+        </w:rPr>
+        <w:t>e</w:t>
+      </w:r>
+      <w:r>
+        <w:rPr>
+          <w:rFonts w:ascii="Arial" w:hAnsi="Arial" w:eastAsia="Arial" w:cs="Arial"/>
+          <w:b/>
+          <w:i w:val="0"/>
+          <w:color w:val="000000"/>
+          <w:sz w:val="18"/>
+          <w:highlight w:val="lightGray"/>
+        </w:rPr>
+        <w:t>n</w:t>
+      </w:r>
+      <w:r>
+        <w:rPr>
+          <w:rFonts w:ascii="Arial" w:hAnsi="Arial" w:eastAsia="Arial" w:cs="Arial"/>
+          <w:b/>
+          <w:i w:val="0"/>
+          <w:color w:val="000000"/>
+          <w:sz w:val="18"/>
+          <w:highlight w:val="lightGray"/>
+        </w:rPr>
+        <w:t>S</w:t>
+      </w:r>
+      <w:r>
+        <w:rPr>
+          <w:rFonts w:ascii="Arial" w:hAnsi="Arial" w:eastAsia="Arial" w:cs="Arial"/>
+          <w:b/>
+          <w:i w:val="0"/>
+          <w:color w:val="000000"/>
+          <w:sz w:val="18"/>
+          <w:highlight w:val="lightGray"/>
+        </w:rPr>
+        <w:t>h</w:t>
+      </w:r>
+      <w:r>
+        <w:rPr>
+          <w:rFonts w:ascii="Arial" w:hAnsi="Arial" w:eastAsia="Arial" w:cs="Arial"/>
+          <w:b/>
+          <w:i w:val="0"/>
+          <w:color w:val="000000"/>
+          <w:sz w:val="18"/>
+          <w:highlight w:val="lightGray"/>
+        </w:rPr>
+        <w:t>o</w:t>
+      </w:r>
+      <w:r>
+        <w:rPr>
+          <w:rFonts w:ascii="Arial" w:hAnsi="Arial" w:eastAsia="Arial" w:cs="Arial"/>
+          <w:b/>
+          <w:i w:val="0"/>
+          <w:color w:val="000000"/>
+          <w:sz w:val="18"/>
+          <w:highlight w:val="lightGray"/>
+        </w:rPr>
+        <w:t>t</w:t>
+      </w:r>
       <w:r>
         <w:rPr>
           <w:rFonts w:ascii="Arial" w:hAnsi="Arial"/>
@@ -9013,7 +9164,6 @@
         </w:rPr>
         <w:t xml:space="preserve"> [Persons Table -&gt; ID Column: 1, </w:t>
       </w:r>
-      <w:proofErr w:type="spellStart"/>
       <w:r>
         <w:rPr>
           <w:rFonts w:ascii="Arial" w:hAnsi="Arial"/>
@@ -9022,7 +9172,6 @@
         </w:rPr>
         <w:t>Name_En</w:t>
       </w:r>
-      <w:proofErr w:type="spellEnd"/>
       <w:r>
         <w:rPr>
           <w:rFonts w:ascii="Arial" w:hAnsi="Arial"/>
@@ -9048,7 +9197,6 @@
         </w:rPr>
         <w:t xml:space="preserve"> [</w:t>
       </w:r>
-      <w:proofErr w:type="spellStart"/>
       <w:r>
         <w:rPr>
           <w:rFonts w:ascii="Arial" w:hAnsi="Arial"/>
@@ -9057,7 +9205,6 @@
         </w:rPr>
         <w:t>Lightshot</w:t>
       </w:r>
-      <w:proofErr w:type="spellEnd"/>
       <w:r>
         <w:rPr>
           <w:rFonts w:ascii="Arial" w:hAnsi="Arial"/>
@@ -9068,7 +9215,7 @@
       </w:r>
       <w:r>
         <w:rPr>
-          <w:rFonts w:ascii="Arial" w:eastAsia="Arial" w:hAnsi="Arial" w:cs="Arial"/>
+          <w:rFonts w:ascii="Arial" w:hAnsi="Arial"/>
           <w:b/>
           <w:color w:val="000000"/>
           <w:sz w:val="18"/>
@@ -9078,7 +9225,7 @@
       </w:r>
       <w:r>
         <w:rPr>
-          <w:rFonts w:ascii="Arial" w:eastAsia="Arial" w:hAnsi="Arial" w:cs="Arial"/>
+          <w:rFonts w:ascii="Arial" w:hAnsi="Arial"/>
           <w:color w:val="000000"/>
           <w:sz w:val="18"/>
           <w:highlight w:val="lightGray"/>
@@ -9237,17 +9384,116 @@
         </w:rPr>
         <w:t xml:space="preserve"># Source: </w:t>
       </w:r>
-      <w:proofErr w:type="spellStart"/>
-      <w:r>
-        <w:rPr>
-          <w:rFonts w:ascii="Arial" w:hAnsi="Arial"/>
-          <w:b/>
-          <w:sz w:val="18"/>
-          <w:highlight w:val="lightGray"/>
-        </w:rPr>
-        <w:t>ScreenShots</w:t>
-      </w:r>
-      <w:proofErr w:type="spellEnd"/>
+      <w:r>
+        <w:rPr>
+          <w:rFonts w:ascii="Arial" w:hAnsi="Arial" w:eastAsia="Arial" w:cs="Arial"/>
+          <w:b/>
+          <w:i w:val="0"/>
+          <w:color w:val="000000"/>
+          <w:sz w:val="18"/>
+          <w:highlight w:val="lightGray"/>
+        </w:rPr>
+        <w:t>S</w:t>
+      </w:r>
+      <w:r>
+        <w:rPr>
+          <w:rFonts w:ascii="Arial" w:hAnsi="Arial" w:eastAsia="Arial" w:cs="Arial"/>
+          <w:b/>
+          <w:i w:val="0"/>
+          <w:color w:val="000000"/>
+          <w:sz w:val="18"/>
+          <w:highlight w:val="lightGray"/>
+        </w:rPr>
+        <w:t>c</w:t>
+      </w:r>
+      <w:r>
+        <w:rPr>
+          <w:rFonts w:ascii="Arial" w:hAnsi="Arial" w:eastAsia="Arial" w:cs="Arial"/>
+          <w:b/>
+          <w:i w:val="0"/>
+          <w:color w:val="000000"/>
+          <w:sz w:val="18"/>
+          <w:highlight w:val="lightGray"/>
+        </w:rPr>
+        <w:t>r</w:t>
+      </w:r>
+      <w:r>
+        <w:rPr>
+          <w:rFonts w:ascii="Arial" w:hAnsi="Arial" w:eastAsia="Arial" w:cs="Arial"/>
+          <w:b/>
+          <w:i w:val="0"/>
+          <w:color w:val="000000"/>
+          <w:sz w:val="18"/>
+          <w:highlight w:val="lightGray"/>
+        </w:rPr>
+        <w:t>e</w:t>
+      </w:r>
+      <w:r>
+        <w:rPr>
+          <w:rFonts w:ascii="Arial" w:hAnsi="Arial" w:eastAsia="Arial" w:cs="Arial"/>
+          <w:b/>
+          <w:i w:val="0"/>
+          <w:color w:val="000000"/>
+          <w:sz w:val="18"/>
+          <w:highlight w:val="lightGray"/>
+        </w:rPr>
+        <w:t>e</w:t>
+      </w:r>
+      <w:r>
+        <w:rPr>
+          <w:rFonts w:ascii="Arial" w:hAnsi="Arial" w:eastAsia="Arial" w:cs="Arial"/>
+          <w:b/>
+          <w:i w:val="0"/>
+          <w:color w:val="000000"/>
+          <w:sz w:val="18"/>
+          <w:highlight w:val="lightGray"/>
+        </w:rPr>
+        <w:t>n</w:t>
+      </w:r>
+      <w:r>
+        <w:rPr>
+          <w:rFonts w:ascii="Arial" w:hAnsi="Arial" w:eastAsia="Arial" w:cs="Arial"/>
+          <w:b/>
+          <w:i w:val="0"/>
+          <w:color w:val="000000"/>
+          <w:sz w:val="18"/>
+          <w:highlight w:val="lightGray"/>
+        </w:rPr>
+        <w:t>S</w:t>
+      </w:r>
+      <w:r>
+        <w:rPr>
+          <w:rFonts w:ascii="Arial" w:hAnsi="Arial" w:eastAsia="Arial" w:cs="Arial"/>
+          <w:b/>
+          <w:i w:val="0"/>
+          <w:color w:val="000000"/>
+          <w:sz w:val="18"/>
+          <w:highlight w:val="lightGray"/>
+        </w:rPr>
+        <w:t>h</w:t>
+      </w:r>
+      <w:r>
+        <w:rPr>
+          <w:rFonts w:ascii="Arial" w:hAnsi="Arial" w:eastAsia="Arial" w:cs="Arial"/>
+          <w:b/>
+          <w:i w:val="0"/>
+          <w:color w:val="000000"/>
+          <w:sz w:val="18"/>
+          <w:highlight w:val="lightGray"/>
+        </w:rPr>
+        <w:t>o</w:t>
+      </w:r>
+      <w:r>
+        <w:rPr>
+          <w:rFonts w:ascii="Arial" w:hAnsi="Arial" w:eastAsia="Arial" w:cs="Arial"/>
+          <w:b/>
+          <w:i w:val="0"/>
+          <w:color w:val="000000"/>
+          <w:sz w:val="18"/>
+          <w:highlight w:val="lightGray"/>
+        </w:rPr>
+        <w:t>t</w:t>
+      </w:r>
       <w:r>
         <w:rPr>
           <w:rFonts w:ascii="Arial" w:hAnsi="Arial"/>
@@ -9290,7 +9536,6 @@
         </w:rPr>
         <w:t xml:space="preserve"> [Persons Table -&gt; ID Column: 1, </w:t>
       </w:r>
-      <w:proofErr w:type="spellStart"/>
       <w:r>
         <w:rPr>
           <w:rFonts w:ascii="Arial" w:hAnsi="Arial"/>
@@ -9299,7 +9544,6 @@
         </w:rPr>
         <w:t>Name_En</w:t>
       </w:r>
-      <w:proofErr w:type="spellEnd"/>
       <w:r>
         <w:rPr>
           <w:rFonts w:ascii="Arial" w:hAnsi="Arial"/>
@@ -9325,7 +9569,6 @@
         </w:rPr>
         <w:t xml:space="preserve"> [</w:t>
       </w:r>
-      <w:proofErr w:type="spellStart"/>
       <w:r>
         <w:rPr>
           <w:rFonts w:ascii="Arial" w:hAnsi="Arial"/>
@@ -9334,7 +9577,6 @@
         </w:rPr>
         <w:t>Lightshot</w:t>
       </w:r>
-      <w:proofErr w:type="spellEnd"/>
       <w:r>
         <w:rPr>
           <w:rFonts w:ascii="Arial" w:hAnsi="Arial"/>
@@ -9345,7 +9587,7 @@
       </w:r>
       <w:r>
         <w:rPr>
-          <w:rFonts w:ascii="Arial" w:eastAsia="Arial" w:hAnsi="Arial" w:cs="Arial"/>
+          <w:rFonts w:ascii="Arial" w:hAnsi="Arial"/>
           <w:b/>
           <w:color w:val="000000"/>
           <w:sz w:val="18"/>
@@ -9355,7 +9597,7 @@
       </w:r>
       <w:r>
         <w:rPr>
-          <w:rFonts w:ascii="Arial" w:eastAsia="Arial" w:hAnsi="Arial" w:cs="Arial"/>
+          <w:rFonts w:ascii="Arial" w:hAnsi="Arial"/>
           <w:color w:val="000000"/>
           <w:sz w:val="18"/>
           <w:highlight w:val="lightGray"/>
@@ -9404,6 +9646,7 @@
         <w:t>/2026]</w:t>
       </w:r>
       <w:r>
+        <w:rPr/>
         <w:t xml:space="preserve"> </w:t>
       </w:r>
     </w:p>
@@ -9526,17 +9769,116 @@
         </w:rPr>
         <w:t xml:space="preserve"># Source: </w:t>
       </w:r>
-      <w:proofErr w:type="spellStart"/>
-      <w:r>
-        <w:rPr>
-          <w:rFonts w:ascii="Arial" w:hAnsi="Arial"/>
-          <w:b/>
-          <w:sz w:val="18"/>
-          <w:highlight w:val="lightGray"/>
-        </w:rPr>
-        <w:t>ScreenShots</w:t>
-      </w:r>
-      <w:proofErr w:type="spellEnd"/>
+      <w:r>
+        <w:rPr>
+          <w:rFonts w:ascii="Arial" w:hAnsi="Arial" w:eastAsia="Arial" w:cs="Arial"/>
+          <w:b/>
+          <w:i w:val="0"/>
+          <w:color w:val="000000"/>
+          <w:sz w:val="18"/>
+          <w:highlight w:val="lightGray"/>
+        </w:rPr>
+        <w:t>S</w:t>
+      </w:r>
+      <w:r>
+        <w:rPr>
+          <w:rFonts w:ascii="Arial" w:hAnsi="Arial" w:eastAsia="Arial" w:cs="Arial"/>
+          <w:b/>
+          <w:i w:val="0"/>
+          <w:color w:val="000000"/>
+          <w:sz w:val="18"/>
+          <w:highlight w:val="lightGray"/>
+        </w:rPr>
+        <w:t>c</w:t>
+      </w:r>
+      <w:r>
+        <w:rPr>
+          <w:rFonts w:ascii="Arial" w:hAnsi="Arial" w:eastAsia="Arial" w:cs="Arial"/>
+          <w:b/>
+          <w:i w:val="0"/>
+          <w:color w:val="000000"/>
+          <w:sz w:val="18"/>
+          <w:highlight w:val="lightGray"/>
+        </w:rPr>
+        <w:t>r</w:t>
+      </w:r>
+      <w:r>
+        <w:rPr>
+          <w:rFonts w:ascii="Arial" w:hAnsi="Arial" w:eastAsia="Arial" w:cs="Arial"/>
+          <w:b/>
+          <w:i w:val="0"/>
+          <w:color w:val="000000"/>
+          <w:sz w:val="18"/>
+          <w:highlight w:val="lightGray"/>
+        </w:rPr>
+        <w:t>e</w:t>
+      </w:r>
+      <w:r>
+        <w:rPr>
+          <w:rFonts w:ascii="Arial" w:hAnsi="Arial" w:eastAsia="Arial" w:cs="Arial"/>
+          <w:b/>
+          <w:i w:val="0"/>
+          <w:color w:val="000000"/>
+          <w:sz w:val="18"/>
+          <w:highlight w:val="lightGray"/>
+        </w:rPr>
+        <w:t>e</w:t>
+      </w:r>
+      <w:r>
+        <w:rPr>
+          <w:rFonts w:ascii="Arial" w:hAnsi="Arial" w:eastAsia="Arial" w:cs="Arial"/>
+          <w:b/>
+          <w:i w:val="0"/>
+          <w:color w:val="000000"/>
+          <w:sz w:val="18"/>
+          <w:highlight w:val="lightGray"/>
+        </w:rPr>
+        <w:t>n</w:t>
+      </w:r>
+      <w:r>
+        <w:rPr>
+          <w:rFonts w:ascii="Arial" w:hAnsi="Arial" w:eastAsia="Arial" w:cs="Arial"/>
+          <w:b/>
+          <w:i w:val="0"/>
+          <w:color w:val="000000"/>
+          <w:sz w:val="18"/>
+          <w:highlight w:val="lightGray"/>
+        </w:rPr>
+        <w:t>S</w:t>
+      </w:r>
+      <w:r>
+        <w:rPr>
+          <w:rFonts w:ascii="Arial" w:hAnsi="Arial" w:eastAsia="Arial" w:cs="Arial"/>
+          <w:b/>
+          <w:i w:val="0"/>
+          <w:color w:val="000000"/>
+          <w:sz w:val="18"/>
+          <w:highlight w:val="lightGray"/>
+        </w:rPr>
+        <w:t>h</w:t>
+      </w:r>
+      <w:r>
+        <w:rPr>
+          <w:rFonts w:ascii="Arial" w:hAnsi="Arial" w:eastAsia="Arial" w:cs="Arial"/>
+          <w:b/>
+          <w:i w:val="0"/>
+          <w:color w:val="000000"/>
+          <w:sz w:val="18"/>
+          <w:highlight w:val="lightGray"/>
+        </w:rPr>
+        <w:t>o</w:t>
+      </w:r>
+      <w:r>
+        <w:rPr>
+          <w:rFonts w:ascii="Arial" w:hAnsi="Arial" w:eastAsia="Arial" w:cs="Arial"/>
+          <w:b/>
+          <w:i w:val="0"/>
+          <w:color w:val="000000"/>
+          <w:sz w:val="18"/>
+          <w:highlight w:val="lightGray"/>
+        </w:rPr>
+        <w:t>t</w:t>
+      </w:r>
       <w:r>
         <w:rPr>
           <w:rFonts w:ascii="Arial" w:hAnsi="Arial"/>
@@ -9579,7 +9921,6 @@
         </w:rPr>
         <w:t xml:space="preserve"> [Persons Table -&gt; ID Column: 1, </w:t>
       </w:r>
-      <w:proofErr w:type="spellStart"/>
       <w:r>
         <w:rPr>
           <w:rFonts w:ascii="Arial" w:hAnsi="Arial"/>
@@ -9588,7 +9929,6 @@
         </w:rPr>
         <w:t>Name_En</w:t>
       </w:r>
-      <w:proofErr w:type="spellEnd"/>
       <w:r>
         <w:rPr>
           <w:rFonts w:ascii="Arial" w:hAnsi="Arial"/>
@@ -9614,7 +9954,6 @@
         </w:rPr>
         <w:t xml:space="preserve"> [</w:t>
       </w:r>
-      <w:proofErr w:type="spellStart"/>
       <w:r>
         <w:rPr>
           <w:rFonts w:ascii="Arial" w:hAnsi="Arial"/>
@@ -9623,7 +9962,6 @@
         </w:rPr>
         <w:t>Lightshot</w:t>
       </w:r>
-      <w:proofErr w:type="spellEnd"/>
       <w:r>
         <w:rPr>
           <w:rFonts w:ascii="Arial" w:hAnsi="Arial"/>
@@ -9634,7 +9972,7 @@
       </w:r>
       <w:r>
         <w:rPr>
-          <w:rFonts w:ascii="Arial" w:eastAsia="Arial" w:hAnsi="Arial" w:cs="Arial"/>
+          <w:rFonts w:ascii="Arial" w:hAnsi="Arial"/>
           <w:b/>
           <w:color w:val="000000"/>
           <w:sz w:val="18"/>
@@ -9644,7 +9982,7 @@
       </w:r>
       <w:r>
         <w:rPr>
-          <w:rFonts w:ascii="Arial" w:eastAsia="Arial" w:hAnsi="Arial" w:cs="Arial"/>
+          <w:rFonts w:ascii="Arial" w:hAnsi="Arial"/>
           <w:color w:val="000000"/>
           <w:sz w:val="18"/>
           <w:highlight w:val="lightGray"/>
@@ -10134,243 +10472,292 @@
     <w:p>
       <w:r>
         <w:rPr>
-          <w:rFonts w:ascii="Arial" w:eastAsia="Arial" w:hAnsi="Arial" w:cs="Arial"/>
-          <w:b/>
-          <w:bCs/>
-          <w:sz w:val="18"/>
-          <w:szCs w:val="18"/>
-          <w:highlight w:val="lightGray"/>
-        </w:rPr>
-        <w:lastRenderedPageBreak/>
+          <w:rFonts w:ascii="Arial" w:hAnsi="Arial"/>
+          <w:b/>
+          <w:sz w:val="18"/>
+          <w:highlight w:val="lightGray"/>
+        </w:rPr>
         <w:t xml:space="preserve"># Source: </w:t>
       </w:r>
-      <w:proofErr w:type="spellStart"/>
-      <w:r>
-        <w:rPr>
-          <w:rFonts w:ascii="Arial" w:eastAsia="Arial" w:hAnsi="Arial" w:cs="Arial"/>
-          <w:b/>
-          <w:bCs/>
-          <w:sz w:val="18"/>
-          <w:szCs w:val="18"/>
-          <w:highlight w:val="lightGray"/>
-        </w:rPr>
-        <w:t>ScreenShots</w:t>
-      </w:r>
-      <w:proofErr w:type="spellEnd"/>
-      <w:r>
-        <w:rPr>
-          <w:rFonts w:ascii="Arial" w:eastAsia="Arial" w:hAnsi="Arial" w:cs="Arial"/>
-          <w:sz w:val="18"/>
-          <w:szCs w:val="18"/>
+      <w:r>
+        <w:rPr>
+          <w:rFonts w:ascii="Arial" w:hAnsi="Arial" w:eastAsia="Arial" w:cs="Arial"/>
+          <w:b/>
+          <w:i w:val="0"/>
+          <w:color w:val="000000"/>
+          <w:sz w:val="18"/>
+          <w:highlight w:val="lightGray"/>
+        </w:rPr>
+        <w:t>S</w:t>
+      </w:r>
+      <w:r>
+        <w:rPr>
+          <w:rFonts w:ascii="Arial" w:hAnsi="Arial" w:eastAsia="Arial" w:cs="Arial"/>
+          <w:b/>
+          <w:i w:val="0"/>
+          <w:color w:val="000000"/>
+          <w:sz w:val="18"/>
+          <w:highlight w:val="lightGray"/>
+        </w:rPr>
+        <w:t>c</w:t>
+      </w:r>
+      <w:r>
+        <w:rPr>
+          <w:rFonts w:ascii="Arial" w:hAnsi="Arial" w:eastAsia="Arial" w:cs="Arial"/>
+          <w:b/>
+          <w:i w:val="0"/>
+          <w:color w:val="000000"/>
+          <w:sz w:val="18"/>
+          <w:highlight w:val="lightGray"/>
+        </w:rPr>
+        <w:t>r</w:t>
+      </w:r>
+      <w:r>
+        <w:rPr>
+          <w:rFonts w:ascii="Arial" w:hAnsi="Arial" w:eastAsia="Arial" w:cs="Arial"/>
+          <w:b/>
+          <w:i w:val="0"/>
+          <w:color w:val="000000"/>
+          <w:sz w:val="18"/>
+          <w:highlight w:val="lightGray"/>
+        </w:rPr>
+        <w:t>e</w:t>
+      </w:r>
+      <w:r>
+        <w:rPr>
+          <w:rFonts w:ascii="Arial" w:hAnsi="Arial" w:eastAsia="Arial" w:cs="Arial"/>
+          <w:b/>
+          <w:i w:val="0"/>
+          <w:color w:val="000000"/>
+          <w:sz w:val="18"/>
+          <w:highlight w:val="lightGray"/>
+        </w:rPr>
+        <w:t>e</w:t>
+      </w:r>
+      <w:r>
+        <w:rPr>
+          <w:rFonts w:ascii="Arial" w:hAnsi="Arial" w:eastAsia="Arial" w:cs="Arial"/>
+          <w:b/>
+          <w:i w:val="0"/>
+          <w:color w:val="000000"/>
+          <w:sz w:val="18"/>
+          <w:highlight w:val="lightGray"/>
+        </w:rPr>
+        <w:t>n</w:t>
+      </w:r>
+      <w:r>
+        <w:rPr>
+          <w:rFonts w:ascii="Arial" w:hAnsi="Arial" w:eastAsia="Arial" w:cs="Arial"/>
+          <w:b/>
+          <w:i w:val="0"/>
+          <w:color w:val="000000"/>
+          <w:sz w:val="18"/>
+          <w:highlight w:val="lightGray"/>
+        </w:rPr>
+        <w:t>S</w:t>
+      </w:r>
+      <w:r>
+        <w:rPr>
+          <w:rFonts w:ascii="Arial" w:hAnsi="Arial" w:eastAsia="Arial" w:cs="Arial"/>
+          <w:b/>
+          <w:i w:val="0"/>
+          <w:color w:val="000000"/>
+          <w:sz w:val="18"/>
+          <w:highlight w:val="lightGray"/>
+        </w:rPr>
+        <w:t>h</w:t>
+      </w:r>
+      <w:r>
+        <w:rPr>
+          <w:rFonts w:ascii="Arial" w:hAnsi="Arial" w:eastAsia="Arial" w:cs="Arial"/>
+          <w:b/>
+          <w:i w:val="0"/>
+          <w:color w:val="000000"/>
+          <w:sz w:val="18"/>
+          <w:highlight w:val="lightGray"/>
+        </w:rPr>
+        <w:t>o</w:t>
+      </w:r>
+      <w:r>
+        <w:rPr>
+          <w:rFonts w:ascii="Arial" w:hAnsi="Arial" w:eastAsia="Arial" w:cs="Arial"/>
+          <w:b/>
+          <w:i w:val="0"/>
+          <w:color w:val="000000"/>
+          <w:sz w:val="18"/>
+          <w:highlight w:val="lightGray"/>
+        </w:rPr>
+        <w:t>t</w:t>
+      </w:r>
+      <w:r>
+        <w:rPr>
+          <w:rFonts w:ascii="Arial" w:hAnsi="Arial"/>
+          <w:sz w:val="18"/>
           <w:highlight w:val="lightGray"/>
         </w:rPr>
         <w:t xml:space="preserve"> </w:t>
       </w:r>
       <w:r>
         <w:rPr>
-          <w:rFonts w:ascii="Arial" w:eastAsia="Arial" w:hAnsi="Arial" w:cs="Arial"/>
-          <w:b/>
-          <w:bCs/>
-          <w:sz w:val="18"/>
-          <w:szCs w:val="18"/>
+          <w:rFonts w:ascii="Arial" w:hAnsi="Arial"/>
+          <w:b/>
+          <w:sz w:val="18"/>
           <w:highlight w:val="lightGray"/>
         </w:rPr>
         <w:t>Source</w:t>
       </w:r>
       <w:r>
         <w:rPr>
-          <w:rFonts w:ascii="Arial" w:eastAsia="Arial" w:hAnsi="Arial" w:cs="Arial"/>
-          <w:sz w:val="18"/>
-          <w:szCs w:val="18"/>
+          <w:rFonts w:ascii="Arial" w:hAnsi="Arial"/>
+          <w:sz w:val="18"/>
           <w:highlight w:val="lightGray"/>
         </w:rPr>
         <w:t xml:space="preserve">: </w:t>
       </w:r>
       <w:r>
         <w:rPr>
-          <w:rFonts w:ascii="Arial" w:eastAsia="Arial" w:hAnsi="Arial" w:cs="Arial"/>
-          <w:b/>
-          <w:bCs/>
-          <w:sz w:val="18"/>
-          <w:szCs w:val="18"/>
+          <w:rFonts w:ascii="Arial" w:hAnsi="Arial"/>
+          <w:b/>
+          <w:sz w:val="18"/>
           <w:highlight w:val="lightGray"/>
         </w:rPr>
         <w:t>Provided by:</w:t>
       </w:r>
       <w:r>
         <w:rPr>
-          <w:rFonts w:ascii="Arial" w:eastAsia="Arial" w:hAnsi="Arial" w:cs="Arial"/>
-          <w:sz w:val="18"/>
-          <w:szCs w:val="18"/>
+          <w:rFonts w:ascii="Arial" w:hAnsi="Arial"/>
+          <w:sz w:val="18"/>
           <w:highlight w:val="lightGray"/>
         </w:rPr>
         <w:t xml:space="preserve"> [Persons Table -&gt; ID Column: 1, </w:t>
       </w:r>
-      <w:proofErr w:type="spellStart"/>
-      <w:r>
-        <w:rPr>
-          <w:rFonts w:ascii="Arial" w:eastAsia="Arial" w:hAnsi="Arial" w:cs="Arial"/>
-          <w:sz w:val="18"/>
-          <w:szCs w:val="18"/>
+      <w:r>
+        <w:rPr>
+          <w:rFonts w:ascii="Arial" w:hAnsi="Arial"/>
+          <w:sz w:val="18"/>
           <w:highlight w:val="lightGray"/>
         </w:rPr>
         <w:t>Name_En</w:t>
       </w:r>
-      <w:proofErr w:type="spellEnd"/>
-      <w:r>
-        <w:rPr>
-          <w:rFonts w:ascii="Arial" w:eastAsia="Arial" w:hAnsi="Arial" w:cs="Arial"/>
-          <w:sz w:val="18"/>
-          <w:szCs w:val="18"/>
+      <w:r>
+        <w:rPr>
+          <w:rFonts w:ascii="Arial" w:hAnsi="Arial"/>
+          <w:sz w:val="18"/>
           <w:highlight w:val="lightGray"/>
         </w:rPr>
         <w:t xml:space="preserve"> Column: Motasem Essam] -&gt; </w:t>
       </w:r>
       <w:r>
         <w:rPr>
-          <w:rFonts w:ascii="Arial" w:eastAsia="Arial" w:hAnsi="Arial" w:cs="Arial"/>
-          <w:b/>
-          <w:bCs/>
-          <w:sz w:val="18"/>
-          <w:szCs w:val="18"/>
+          <w:rFonts w:ascii="Arial" w:hAnsi="Arial"/>
+          <w:b/>
+          <w:sz w:val="18"/>
           <w:highlight w:val="lightGray"/>
         </w:rPr>
         <w:t>Tool:</w:t>
       </w:r>
       <w:r>
         <w:rPr>
-          <w:rFonts w:ascii="Arial" w:eastAsia="Arial" w:hAnsi="Arial" w:cs="Arial"/>
-          <w:sz w:val="18"/>
-          <w:szCs w:val="18"/>
+          <w:rFonts w:ascii="Arial" w:hAnsi="Arial"/>
+          <w:sz w:val="18"/>
           <w:highlight w:val="lightGray"/>
         </w:rPr>
         <w:t xml:space="preserve"> [</w:t>
       </w:r>
-      <w:proofErr w:type="spellStart"/>
-      <w:r>
-        <w:rPr>
-          <w:rFonts w:ascii="Arial" w:eastAsia="Arial" w:hAnsi="Arial" w:cs="Arial"/>
-          <w:sz w:val="18"/>
-          <w:szCs w:val="18"/>
+      <w:r>
+        <w:rPr>
+          <w:rFonts w:ascii="Arial" w:hAnsi="Arial"/>
+          <w:sz w:val="18"/>
           <w:highlight w:val="lightGray"/>
         </w:rPr>
         <w:t>Lightshot</w:t>
       </w:r>
-      <w:proofErr w:type="spellEnd"/>
-      <w:r>
-        <w:rPr>
-          <w:rFonts w:ascii="Arial" w:eastAsia="Arial" w:hAnsi="Arial" w:cs="Arial"/>
-          <w:sz w:val="18"/>
-          <w:szCs w:val="18"/>
+      <w:r>
+        <w:rPr>
+          <w:rFonts w:ascii="Arial" w:hAnsi="Arial"/>
+          <w:sz w:val="18"/>
           <w:highlight w:val="lightGray"/>
         </w:rPr>
         <w:t xml:space="preserve"> Program] -&gt; </w:t>
       </w:r>
       <w:r>
         <w:rPr>
-          <w:rFonts w:ascii="Arial" w:eastAsia="Arial" w:hAnsi="Arial" w:cs="Arial"/>
-          <w:b/>
-          <w:bCs/>
-          <w:sz w:val="18"/>
-          <w:szCs w:val="18"/>
+          <w:rFonts w:ascii="Arial" w:hAnsi="Arial"/>
+          <w:b/>
+          <w:sz w:val="18"/>
           <w:highlight w:val="lightGray"/>
         </w:rPr>
         <w:t xml:space="preserve">From </w:t>
       </w:r>
       <w:r>
         <w:rPr>
-          <w:rFonts w:ascii="Arial" w:eastAsia="Arial" w:hAnsi="Arial" w:cs="Arial"/>
-          <w:sz w:val="18"/>
-          <w:szCs w:val="18"/>
+          <w:rFonts w:ascii="Arial" w:hAnsi="Arial"/>
+          <w:sz w:val="18"/>
           <w:highlight w:val="lightGray"/>
         </w:rPr>
         <w:t>[</w:t>
       </w:r>
       <w:r>
         <w:rPr>
-          <w:rFonts w:ascii="Arial" w:eastAsia="Arial" w:hAnsi="Arial" w:cs="Arial"/>
-          <w:sz w:val="18"/>
-          <w:szCs w:val="18"/>
+          <w:rFonts w:ascii="Arial" w:hAnsi="Arial"/>
+          <w:sz w:val="18"/>
           <w:highlight w:val="lightGray"/>
         </w:rPr>
         <w:t>Site: https://github.com</w:t>
       </w:r>
       <w:r>
         <w:rPr>
-          <w:rFonts w:ascii="Arial" w:eastAsia="Arial" w:hAnsi="Arial" w:cs="Arial"/>
-          <w:sz w:val="18"/>
-          <w:szCs w:val="18"/>
+          <w:rFonts w:ascii="Arial" w:hAnsi="Arial"/>
+          <w:sz w:val="18"/>
           <w:highlight w:val="lightGray"/>
         </w:rPr>
         <w:t xml:space="preserve">] </w:t>
       </w:r>
       <w:r>
         <w:rPr>
-          <w:rFonts w:ascii="Arial" w:eastAsia="Arial" w:hAnsi="Arial" w:cs="Arial"/>
-          <w:b/>
-          <w:bCs/>
-          <w:sz w:val="18"/>
-          <w:szCs w:val="18"/>
+          <w:rFonts w:ascii="Arial" w:hAnsi="Arial"/>
+          <w:b/>
+          <w:sz w:val="18"/>
           <w:highlight w:val="lightGray"/>
         </w:rPr>
         <w:t>on</w:t>
       </w:r>
       <w:r>
         <w:rPr>
-          <w:rFonts w:ascii="Arial" w:eastAsia="Arial" w:hAnsi="Arial" w:cs="Arial"/>
-          <w:sz w:val="18"/>
-          <w:szCs w:val="18"/>
+          <w:rFonts w:ascii="Arial" w:hAnsi="Arial"/>
+          <w:sz w:val="18"/>
           <w:highlight w:val="lightGray"/>
         </w:rPr>
         <w:t xml:space="preserve"> [</w:t>
       </w:r>
       <w:r>
         <w:rPr>
-          <w:rFonts w:ascii="Arial" w:eastAsia="Arial" w:hAnsi="Arial" w:cs="Arial"/>
-          <w:bCs/>
-          <w:kern w:val="0"/>
-          <w:sz w:val="18"/>
-          <w:szCs w:val="14"/>
-          <w:highlight w:val="lightGray"/>
-          <w:shd w:val="clear" w:color="auto" w:fill="B7B7B7"/>
-          <w:lang w:val="en"/>
-          <w14:ligatures w14:val="none"/>
+          <w:rFonts w:ascii="Arial" w:hAnsi="Arial"/>
+          <w:sz w:val="18"/>
+          <w:highlight w:val="lightGray"/>
         </w:rPr>
         <w:t>2/1</w:t>
       </w:r>
       <w:r>
         <w:rPr>
-          <w:rFonts w:ascii="Arial" w:eastAsia="Arial" w:hAnsi="Arial" w:cs="Arial"/>
-          <w:bCs/>
-          <w:kern w:val="0"/>
-          <w:sz w:val="18"/>
-          <w:szCs w:val="14"/>
-          <w:highlight w:val="lightGray"/>
-          <w:shd w:val="clear" w:color="auto" w:fill="B7B7B7"/>
-          <w:lang w:val="en"/>
-          <w14:ligatures w14:val="none"/>
+          <w:rFonts w:ascii="Arial" w:hAnsi="Arial"/>
+          <w:sz w:val="18"/>
+          <w:highlight w:val="lightGray"/>
         </w:rPr>
         <w:t>9</w:t>
       </w:r>
       <w:r>
         <w:rPr>
-          <w:rFonts w:ascii="Arial" w:eastAsia="Arial" w:hAnsi="Arial" w:cs="Arial"/>
-          <w:bCs/>
-          <w:kern w:val="0"/>
-          <w:sz w:val="18"/>
-          <w:szCs w:val="14"/>
-          <w:highlight w:val="lightGray"/>
-          <w:shd w:val="clear" w:color="auto" w:fill="B7B7B7"/>
-          <w:lang w:val="en"/>
-          <w14:ligatures w14:val="none"/>
+          <w:rFonts w:ascii="Arial" w:hAnsi="Arial"/>
+          <w:sz w:val="18"/>
+          <w:highlight w:val="lightGray"/>
         </w:rPr>
         <w:t>/2026</w:t>
       </w:r>
       <w:r>
         <w:rPr>
-          <w:rFonts w:ascii="Arial" w:eastAsia="Arial" w:hAnsi="Arial" w:cs="Arial"/>
-          <w:sz w:val="18"/>
-          <w:szCs w:val="18"/>
+          <w:rFonts w:ascii="Arial" w:hAnsi="Arial"/>
+          <w:sz w:val="18"/>
           <w:highlight w:val="lightGray"/>
         </w:rPr>
         <w:t>]</w:t>
@@ -10456,17 +10843,116 @@
         </w:rPr>
         <w:t xml:space="preserve"># Source: </w:t>
       </w:r>
-      <w:proofErr w:type="spellStart"/>
-      <w:r>
-        <w:rPr>
-          <w:rFonts w:ascii="Arial" w:hAnsi="Arial"/>
-          <w:b/>
-          <w:sz w:val="18"/>
-          <w:highlight w:val="lightGray"/>
-        </w:rPr>
-        <w:t>ScreenShots</w:t>
-      </w:r>
-      <w:proofErr w:type="spellEnd"/>
+      <w:r>
+        <w:rPr>
+          <w:rFonts w:ascii="Arial" w:hAnsi="Arial" w:eastAsia="Arial" w:cs="Arial"/>
+          <w:b/>
+          <w:i w:val="0"/>
+          <w:color w:val="000000"/>
+          <w:sz w:val="18"/>
+          <w:highlight w:val="lightGray"/>
+        </w:rPr>
+        <w:t>S</w:t>
+      </w:r>
+      <w:r>
+        <w:rPr>
+          <w:rFonts w:ascii="Arial" w:hAnsi="Arial" w:eastAsia="Arial" w:cs="Arial"/>
+          <w:b/>
+          <w:i w:val="0"/>
+          <w:color w:val="000000"/>
+          <w:sz w:val="18"/>
+          <w:highlight w:val="lightGray"/>
+        </w:rPr>
+        <w:t>c</w:t>
+      </w:r>
+      <w:r>
+        <w:rPr>
+          <w:rFonts w:ascii="Arial" w:hAnsi="Arial" w:eastAsia="Arial" w:cs="Arial"/>
+          <w:b/>
+          <w:i w:val="0"/>
+          <w:color w:val="000000"/>
+          <w:sz w:val="18"/>
+          <w:highlight w:val="lightGray"/>
+        </w:rPr>
+        <w:t>r</w:t>
+      </w:r>
+      <w:r>
+        <w:rPr>
+          <w:rFonts w:ascii="Arial" w:hAnsi="Arial" w:eastAsia="Arial" w:cs="Arial"/>
+          <w:b/>
+          <w:i w:val="0"/>
+          <w:color w:val="000000"/>
+          <w:sz w:val="18"/>
+          <w:highlight w:val="lightGray"/>
+        </w:rPr>
+        <w:t>e</w:t>
+      </w:r>
+      <w:r>
+        <w:rPr>
+          <w:rFonts w:ascii="Arial" w:hAnsi="Arial" w:eastAsia="Arial" w:cs="Arial"/>
+          <w:b/>
+          <w:i w:val="0"/>
+          <w:color w:val="000000"/>
+          <w:sz w:val="18"/>
+          <w:highlight w:val="lightGray"/>
+        </w:rPr>
+        <w:t>e</w:t>
+      </w:r>
+      <w:r>
+        <w:rPr>
+          <w:rFonts w:ascii="Arial" w:hAnsi="Arial" w:eastAsia="Arial" w:cs="Arial"/>
+          <w:b/>
+          <w:i w:val="0"/>
+          <w:color w:val="000000"/>
+          <w:sz w:val="18"/>
+          <w:highlight w:val="lightGray"/>
+        </w:rPr>
+        <w:t>n</w:t>
+      </w:r>
+      <w:r>
+        <w:rPr>
+          <w:rFonts w:ascii="Arial" w:hAnsi="Arial" w:eastAsia="Arial" w:cs="Arial"/>
+          <w:b/>
+          <w:i w:val="0"/>
+          <w:color w:val="000000"/>
+          <w:sz w:val="18"/>
+          <w:highlight w:val="lightGray"/>
+        </w:rPr>
+        <w:t>S</w:t>
+      </w:r>
+      <w:r>
+        <w:rPr>
+          <w:rFonts w:ascii="Arial" w:hAnsi="Arial" w:eastAsia="Arial" w:cs="Arial"/>
+          <w:b/>
+          <w:i w:val="0"/>
+          <w:color w:val="000000"/>
+          <w:sz w:val="18"/>
+          <w:highlight w:val="lightGray"/>
+        </w:rPr>
+        <w:t>h</w:t>
+      </w:r>
+      <w:r>
+        <w:rPr>
+          <w:rFonts w:ascii="Arial" w:hAnsi="Arial" w:eastAsia="Arial" w:cs="Arial"/>
+          <w:b/>
+          <w:i w:val="0"/>
+          <w:color w:val="000000"/>
+          <w:sz w:val="18"/>
+          <w:highlight w:val="lightGray"/>
+        </w:rPr>
+        <w:t>o</w:t>
+      </w:r>
+      <w:r>
+        <w:rPr>
+          <w:rFonts w:ascii="Arial" w:hAnsi="Arial" w:eastAsia="Arial" w:cs="Arial"/>
+          <w:b/>
+          <w:i w:val="0"/>
+          <w:color w:val="000000"/>
+          <w:sz w:val="18"/>
+          <w:highlight w:val="lightGray"/>
+        </w:rPr>
+        <w:t>t</w:t>
+      </w:r>
       <w:r>
         <w:rPr>
           <w:rFonts w:ascii="Arial" w:hAnsi="Arial"/>
@@ -10509,7 +10995,6 @@
         </w:rPr>
         <w:t xml:space="preserve"> [Persons Table -&gt; ID Column: 1, </w:t>
       </w:r>
-      <w:proofErr w:type="spellStart"/>
       <w:r>
         <w:rPr>
           <w:rFonts w:ascii="Arial" w:hAnsi="Arial"/>
@@ -10518,7 +11003,6 @@
         </w:rPr>
         <w:t>Name_En</w:t>
       </w:r>
-      <w:proofErr w:type="spellEnd"/>
       <w:r>
         <w:rPr>
           <w:rFonts w:ascii="Arial" w:hAnsi="Arial"/>
@@ -10544,7 +11028,6 @@
         </w:rPr>
         <w:t xml:space="preserve"> [</w:t>
       </w:r>
-      <w:proofErr w:type="spellStart"/>
       <w:r>
         <w:rPr>
           <w:rFonts w:ascii="Arial" w:hAnsi="Arial"/>
@@ -10553,7 +11036,6 @@
         </w:rPr>
         <w:t>Lightshot</w:t>
       </w:r>
-      <w:proofErr w:type="spellEnd"/>
       <w:r>
         <w:rPr>
           <w:rFonts w:ascii="Arial" w:hAnsi="Arial"/>
@@ -10564,7 +11046,7 @@
       </w:r>
       <w:r>
         <w:rPr>
-          <w:rFonts w:ascii="Arial" w:eastAsia="Arial" w:hAnsi="Arial" w:cs="Arial"/>
+          <w:rFonts w:ascii="Arial" w:hAnsi="Arial"/>
           <w:b/>
           <w:color w:val="000000"/>
           <w:sz w:val="18"/>
@@ -10574,7 +11056,7 @@
       </w:r>
       <w:r>
         <w:rPr>
-          <w:rFonts w:ascii="Arial" w:eastAsia="Arial" w:hAnsi="Arial" w:cs="Arial"/>
+          <w:rFonts w:ascii="Arial" w:hAnsi="Arial"/>
           <w:color w:val="000000"/>
           <w:sz w:val="18"/>
           <w:highlight w:val="lightGray"/>
@@ -10868,17 +11350,116 @@
         </w:rPr>
         <w:t xml:space="preserve"># Source: </w:t>
       </w:r>
-      <w:proofErr w:type="spellStart"/>
-      <w:r>
-        <w:rPr>
-          <w:rFonts w:ascii="Arial" w:hAnsi="Arial"/>
-          <w:b/>
-          <w:sz w:val="18"/>
-          <w:highlight w:val="lightGray"/>
-        </w:rPr>
-        <w:t>ScreenShots</w:t>
-      </w:r>
-      <w:proofErr w:type="spellEnd"/>
+      <w:r>
+        <w:rPr>
+          <w:rFonts w:ascii="Arial" w:hAnsi="Arial" w:eastAsia="Arial" w:cs="Arial"/>
+          <w:b/>
+          <w:i w:val="0"/>
+          <w:color w:val="000000"/>
+          <w:sz w:val="18"/>
+          <w:highlight w:val="lightGray"/>
+        </w:rPr>
+        <w:t>S</w:t>
+      </w:r>
+      <w:r>
+        <w:rPr>
+          <w:rFonts w:ascii="Arial" w:hAnsi="Arial" w:eastAsia="Arial" w:cs="Arial"/>
+          <w:b/>
+          <w:i w:val="0"/>
+          <w:color w:val="000000"/>
+          <w:sz w:val="18"/>
+          <w:highlight w:val="lightGray"/>
+        </w:rPr>
+        <w:t>c</w:t>
+      </w:r>
+      <w:r>
+        <w:rPr>
+          <w:rFonts w:ascii="Arial" w:hAnsi="Arial" w:eastAsia="Arial" w:cs="Arial"/>
+          <w:b/>
+          <w:i w:val="0"/>
+          <w:color w:val="000000"/>
+          <w:sz w:val="18"/>
+          <w:highlight w:val="lightGray"/>
+        </w:rPr>
+        <w:t>r</w:t>
+      </w:r>
+      <w:r>
+        <w:rPr>
+          <w:rFonts w:ascii="Arial" w:hAnsi="Arial" w:eastAsia="Arial" w:cs="Arial"/>
+          <w:b/>
+          <w:i w:val="0"/>
+          <w:color w:val="000000"/>
+          <w:sz w:val="18"/>
+          <w:highlight w:val="lightGray"/>
+        </w:rPr>
+        <w:t>e</w:t>
+      </w:r>
+      <w:r>
+        <w:rPr>
+          <w:rFonts w:ascii="Arial" w:hAnsi="Arial" w:eastAsia="Arial" w:cs="Arial"/>
+          <w:b/>
+          <w:i w:val="0"/>
+          <w:color w:val="000000"/>
+          <w:sz w:val="18"/>
+          <w:highlight w:val="lightGray"/>
+        </w:rPr>
+        <w:t>e</w:t>
+      </w:r>
+      <w:r>
+        <w:rPr>
+          <w:rFonts w:ascii="Arial" w:hAnsi="Arial" w:eastAsia="Arial" w:cs="Arial"/>
+          <w:b/>
+          <w:i w:val="0"/>
+          <w:color w:val="000000"/>
+          <w:sz w:val="18"/>
+          <w:highlight w:val="lightGray"/>
+        </w:rPr>
+        <w:t>n</w:t>
+      </w:r>
+      <w:r>
+        <w:rPr>
+          <w:rFonts w:ascii="Arial" w:hAnsi="Arial" w:eastAsia="Arial" w:cs="Arial"/>
+          <w:b/>
+          <w:i w:val="0"/>
+          <w:color w:val="000000"/>
+          <w:sz w:val="18"/>
+          <w:highlight w:val="lightGray"/>
+        </w:rPr>
+        <w:t>S</w:t>
+      </w:r>
+      <w:r>
+        <w:rPr>
+          <w:rFonts w:ascii="Arial" w:hAnsi="Arial" w:eastAsia="Arial" w:cs="Arial"/>
+          <w:b/>
+          <w:i w:val="0"/>
+          <w:color w:val="000000"/>
+          <w:sz w:val="18"/>
+          <w:highlight w:val="lightGray"/>
+        </w:rPr>
+        <w:t>h</w:t>
+      </w:r>
+      <w:r>
+        <w:rPr>
+          <w:rFonts w:ascii="Arial" w:hAnsi="Arial" w:eastAsia="Arial" w:cs="Arial"/>
+          <w:b/>
+          <w:i w:val="0"/>
+          <w:color w:val="000000"/>
+          <w:sz w:val="18"/>
+          <w:highlight w:val="lightGray"/>
+        </w:rPr>
+        <w:t>o</w:t>
+      </w:r>
+      <w:r>
+        <w:rPr>
+          <w:rFonts w:ascii="Arial" w:hAnsi="Arial" w:eastAsia="Arial" w:cs="Arial"/>
+          <w:b/>
+          <w:i w:val="0"/>
+          <w:color w:val="000000"/>
+          <w:sz w:val="18"/>
+          <w:highlight w:val="lightGray"/>
+        </w:rPr>
+        <w:t>t</w:t>
+      </w:r>
       <w:r>
         <w:rPr>
           <w:rFonts w:ascii="Arial" w:hAnsi="Arial"/>
@@ -10921,7 +11502,6 @@
         </w:rPr>
         <w:t xml:space="preserve"> [Persons Table -&gt; ID Column: 1, </w:t>
       </w:r>
-      <w:proofErr w:type="spellStart"/>
       <w:r>
         <w:rPr>
           <w:rFonts w:ascii="Arial" w:hAnsi="Arial"/>
@@ -10930,7 +11510,6 @@
         </w:rPr>
         <w:t>Name_En</w:t>
       </w:r>
-      <w:proofErr w:type="spellEnd"/>
       <w:r>
         <w:rPr>
           <w:rFonts w:ascii="Arial" w:hAnsi="Arial"/>
@@ -10956,7 +11535,6 @@
         </w:rPr>
         <w:t xml:space="preserve"> [</w:t>
       </w:r>
-      <w:proofErr w:type="spellStart"/>
       <w:r>
         <w:rPr>
           <w:rFonts w:ascii="Arial" w:hAnsi="Arial"/>
@@ -10965,7 +11543,6 @@
         </w:rPr>
         <w:t>Lightshot</w:t>
       </w:r>
-      <w:proofErr w:type="spellEnd"/>
       <w:r>
         <w:rPr>
           <w:rFonts w:ascii="Arial" w:hAnsi="Arial"/>
@@ -10976,7 +11553,7 @@
       </w:r>
       <w:r>
         <w:rPr>
-          <w:rFonts w:ascii="Arial" w:eastAsia="Arial" w:hAnsi="Arial" w:cs="Arial"/>
+          <w:rFonts w:ascii="Arial" w:hAnsi="Arial"/>
           <w:b/>
           <w:color w:val="000000"/>
           <w:sz w:val="18"/>
@@ -10986,7 +11563,7 @@
       </w:r>
       <w:r>
         <w:rPr>
-          <w:rFonts w:ascii="Arial" w:eastAsia="Arial" w:hAnsi="Arial" w:cs="Arial"/>
+          <w:rFonts w:ascii="Arial" w:hAnsi="Arial"/>
           <w:color w:val="000000"/>
           <w:sz w:val="18"/>
           <w:highlight w:val="lightGray"/>
@@ -11238,17 +11815,116 @@
         </w:rPr>
         <w:t xml:space="preserve"># Source: </w:t>
       </w:r>
-      <w:proofErr w:type="spellStart"/>
-      <w:r>
-        <w:rPr>
-          <w:rFonts w:ascii="Arial" w:hAnsi="Arial"/>
-          <w:b/>
-          <w:sz w:val="18"/>
-          <w:highlight w:val="lightGray"/>
-        </w:rPr>
-        <w:t>ScreenShots</w:t>
-      </w:r>
-      <w:proofErr w:type="spellEnd"/>
+      <w:r>
+        <w:rPr>
+          <w:rFonts w:ascii="Arial" w:hAnsi="Arial" w:eastAsia="Arial" w:cs="Arial"/>
+          <w:b/>
+          <w:i w:val="0"/>
+          <w:color w:val="000000"/>
+          <w:sz w:val="18"/>
+          <w:highlight w:val="lightGray"/>
+        </w:rPr>
+        <w:t>S</w:t>
+      </w:r>
+      <w:r>
+        <w:rPr>
+          <w:rFonts w:ascii="Arial" w:hAnsi="Arial" w:eastAsia="Arial" w:cs="Arial"/>
+          <w:b/>
+          <w:i w:val="0"/>
+          <w:color w:val="000000"/>
+          <w:sz w:val="18"/>
+          <w:highlight w:val="lightGray"/>
+        </w:rPr>
+        <w:t>c</w:t>
+      </w:r>
+      <w:r>
+        <w:rPr>
+          <w:rFonts w:ascii="Arial" w:hAnsi="Arial" w:eastAsia="Arial" w:cs="Arial"/>
+          <w:b/>
+          <w:i w:val="0"/>
+          <w:color w:val="000000"/>
+          <w:sz w:val="18"/>
+          <w:highlight w:val="lightGray"/>
+        </w:rPr>
+        <w:t>r</w:t>
+      </w:r>
+      <w:r>
+        <w:rPr>
+          <w:rFonts w:ascii="Arial" w:hAnsi="Arial" w:eastAsia="Arial" w:cs="Arial"/>
+          <w:b/>
+          <w:i w:val="0"/>
+          <w:color w:val="000000"/>
+          <w:sz w:val="18"/>
+          <w:highlight w:val="lightGray"/>
+        </w:rPr>
+        <w:t>e</w:t>
+      </w:r>
+      <w:r>
+        <w:rPr>
+          <w:rFonts w:ascii="Arial" w:hAnsi="Arial" w:eastAsia="Arial" w:cs="Arial"/>
+          <w:b/>
+          <w:i w:val="0"/>
+          <w:color w:val="000000"/>
+          <w:sz w:val="18"/>
+          <w:highlight w:val="lightGray"/>
+        </w:rPr>
+        <w:t>e</w:t>
+      </w:r>
+      <w:r>
+        <w:rPr>
+          <w:rFonts w:ascii="Arial" w:hAnsi="Arial" w:eastAsia="Arial" w:cs="Arial"/>
+          <w:b/>
+          <w:i w:val="0"/>
+          <w:color w:val="000000"/>
+          <w:sz w:val="18"/>
+          <w:highlight w:val="lightGray"/>
+        </w:rPr>
+        <w:t>n</w:t>
+      </w:r>
+      <w:r>
+        <w:rPr>
+          <w:rFonts w:ascii="Arial" w:hAnsi="Arial" w:eastAsia="Arial" w:cs="Arial"/>
+          <w:b/>
+          <w:i w:val="0"/>
+          <w:color w:val="000000"/>
+          <w:sz w:val="18"/>
+          <w:highlight w:val="lightGray"/>
+        </w:rPr>
+        <w:t>S</w:t>
+      </w:r>
+      <w:r>
+        <w:rPr>
+          <w:rFonts w:ascii="Arial" w:hAnsi="Arial" w:eastAsia="Arial" w:cs="Arial"/>
+          <w:b/>
+          <w:i w:val="0"/>
+          <w:color w:val="000000"/>
+          <w:sz w:val="18"/>
+          <w:highlight w:val="lightGray"/>
+        </w:rPr>
+        <w:t>h</w:t>
+      </w:r>
+      <w:r>
+        <w:rPr>
+          <w:rFonts w:ascii="Arial" w:hAnsi="Arial" w:eastAsia="Arial" w:cs="Arial"/>
+          <w:b/>
+          <w:i w:val="0"/>
+          <w:color w:val="000000"/>
+          <w:sz w:val="18"/>
+          <w:highlight w:val="lightGray"/>
+        </w:rPr>
+        <w:t>o</w:t>
+      </w:r>
+      <w:r>
+        <w:rPr>
+          <w:rFonts w:ascii="Arial" w:hAnsi="Arial" w:eastAsia="Arial" w:cs="Arial"/>
+          <w:b/>
+          <w:i w:val="0"/>
+          <w:color w:val="000000"/>
+          <w:sz w:val="18"/>
+          <w:highlight w:val="lightGray"/>
+        </w:rPr>
+        <w:t>t</w:t>
+      </w:r>
       <w:r>
         <w:rPr>
           <w:rFonts w:ascii="Arial" w:hAnsi="Arial"/>
@@ -11291,7 +11967,6 @@
         </w:rPr>
         <w:t xml:space="preserve"> [Persons Table -&gt; ID Column: 1, </w:t>
       </w:r>
-      <w:proofErr w:type="spellStart"/>
       <w:r>
         <w:rPr>
           <w:rFonts w:ascii="Arial" w:hAnsi="Arial"/>
@@ -11300,7 +11975,6 @@
         </w:rPr>
         <w:t>Name_En</w:t>
       </w:r>
-      <w:proofErr w:type="spellEnd"/>
       <w:r>
         <w:rPr>
           <w:rFonts w:ascii="Arial" w:hAnsi="Arial"/>
@@ -11326,7 +12000,6 @@
         </w:rPr>
         <w:t xml:space="preserve"> [</w:t>
       </w:r>
-      <w:proofErr w:type="spellStart"/>
       <w:r>
         <w:rPr>
           <w:rFonts w:ascii="Arial" w:hAnsi="Arial"/>
@@ -11335,7 +12008,6 @@
         </w:rPr>
         <w:t>Lightshot</w:t>
       </w:r>
-      <w:proofErr w:type="spellEnd"/>
       <w:r>
         <w:rPr>
           <w:rFonts w:ascii="Arial" w:hAnsi="Arial"/>
@@ -11346,7 +12018,7 @@
       </w:r>
       <w:r>
         <w:rPr>
-          <w:rFonts w:ascii="Arial" w:eastAsia="Arial" w:hAnsi="Arial" w:cs="Arial"/>
+          <w:rFonts w:ascii="Arial" w:hAnsi="Arial"/>
           <w:b/>
           <w:color w:val="000000"/>
           <w:sz w:val="18"/>
@@ -11356,7 +12028,7 @@
       </w:r>
       <w:r>
         <w:rPr>
-          <w:rFonts w:ascii="Arial" w:eastAsia="Arial" w:hAnsi="Arial" w:cs="Arial"/>
+          <w:rFonts w:ascii="Arial" w:hAnsi="Arial"/>
           <w:color w:val="000000"/>
           <w:sz w:val="18"/>
           <w:highlight w:val="lightGray"/>
@@ -11498,225 +12170,276 @@
     <w:p>
       <w:r>
         <w:rPr>
-          <w:rFonts w:ascii="Arial" w:eastAsia="Arial" w:hAnsi="Arial" w:cs="Arial"/>
-          <w:b/>
-          <w:bCs/>
-          <w:sz w:val="18"/>
-          <w:szCs w:val="18"/>
-          <w:highlight w:val="lightGray"/>
-        </w:rPr>
-        <w:lastRenderedPageBreak/>
+          <w:rFonts w:ascii="Arial" w:hAnsi="Arial"/>
+          <w:b/>
+          <w:sz w:val="18"/>
+          <w:highlight w:val="lightGray"/>
+        </w:rPr>
         <w:t xml:space="preserve"># Source: </w:t>
       </w:r>
-      <w:proofErr w:type="spellStart"/>
-      <w:r>
-        <w:rPr>
-          <w:rFonts w:ascii="Arial" w:eastAsia="Arial" w:hAnsi="Arial" w:cs="Arial"/>
-          <w:b/>
-          <w:bCs/>
-          <w:sz w:val="18"/>
-          <w:szCs w:val="18"/>
-          <w:highlight w:val="lightGray"/>
-        </w:rPr>
-        <w:t>ScreenShots</w:t>
-      </w:r>
-      <w:proofErr w:type="spellEnd"/>
-      <w:r>
-        <w:rPr>
-          <w:rFonts w:ascii="Arial" w:eastAsia="Arial" w:hAnsi="Arial" w:cs="Arial"/>
-          <w:sz w:val="18"/>
-          <w:szCs w:val="18"/>
+      <w:r>
+        <w:rPr>
+          <w:rFonts w:ascii="Arial" w:hAnsi="Arial" w:eastAsia="Arial" w:cs="Arial"/>
+          <w:b/>
+          <w:i w:val="0"/>
+          <w:color w:val="000000"/>
+          <w:sz w:val="18"/>
+          <w:highlight w:val="lightGray"/>
+        </w:rPr>
+        <w:t>S</w:t>
+      </w:r>
+      <w:r>
+        <w:rPr>
+          <w:rFonts w:ascii="Arial" w:hAnsi="Arial" w:eastAsia="Arial" w:cs="Arial"/>
+          <w:b/>
+          <w:i w:val="0"/>
+          <w:color w:val="000000"/>
+          <w:sz w:val="18"/>
+          <w:highlight w:val="lightGray"/>
+        </w:rPr>
+        <w:t>c</w:t>
+      </w:r>
+      <w:r>
+        <w:rPr>
+          <w:rFonts w:ascii="Arial" w:hAnsi="Arial" w:eastAsia="Arial" w:cs="Arial"/>
+          <w:b/>
+          <w:i w:val="0"/>
+          <w:color w:val="000000"/>
+          <w:sz w:val="18"/>
+          <w:highlight w:val="lightGray"/>
+        </w:rPr>
+        <w:t>r</w:t>
+      </w:r>
+      <w:r>
+        <w:rPr>
+          <w:rFonts w:ascii="Arial" w:hAnsi="Arial" w:eastAsia="Arial" w:cs="Arial"/>
+          <w:b/>
+          <w:i w:val="0"/>
+          <w:color w:val="000000"/>
+          <w:sz w:val="18"/>
+          <w:highlight w:val="lightGray"/>
+        </w:rPr>
+        <w:t>e</w:t>
+      </w:r>
+      <w:r>
+        <w:rPr>
+          <w:rFonts w:ascii="Arial" w:hAnsi="Arial" w:eastAsia="Arial" w:cs="Arial"/>
+          <w:b/>
+          <w:i w:val="0"/>
+          <w:color w:val="000000"/>
+          <w:sz w:val="18"/>
+          <w:highlight w:val="lightGray"/>
+        </w:rPr>
+        <w:t>e</w:t>
+      </w:r>
+      <w:r>
+        <w:rPr>
+          <w:rFonts w:ascii="Arial" w:hAnsi="Arial" w:eastAsia="Arial" w:cs="Arial"/>
+          <w:b/>
+          <w:i w:val="0"/>
+          <w:color w:val="000000"/>
+          <w:sz w:val="18"/>
+          <w:highlight w:val="lightGray"/>
+        </w:rPr>
+        <w:t>n</w:t>
+      </w:r>
+      <w:r>
+        <w:rPr>
+          <w:rFonts w:ascii="Arial" w:hAnsi="Arial" w:eastAsia="Arial" w:cs="Arial"/>
+          <w:b/>
+          <w:i w:val="0"/>
+          <w:color w:val="000000"/>
+          <w:sz w:val="18"/>
+          <w:highlight w:val="lightGray"/>
+        </w:rPr>
+        <w:t>S</w:t>
+      </w:r>
+      <w:r>
+        <w:rPr>
+          <w:rFonts w:ascii="Arial" w:hAnsi="Arial" w:eastAsia="Arial" w:cs="Arial"/>
+          <w:b/>
+          <w:i w:val="0"/>
+          <w:color w:val="000000"/>
+          <w:sz w:val="18"/>
+          <w:highlight w:val="lightGray"/>
+        </w:rPr>
+        <w:t>h</w:t>
+      </w:r>
+      <w:r>
+        <w:rPr>
+          <w:rFonts w:ascii="Arial" w:hAnsi="Arial" w:eastAsia="Arial" w:cs="Arial"/>
+          <w:b/>
+          <w:i w:val="0"/>
+          <w:color w:val="000000"/>
+          <w:sz w:val="18"/>
+          <w:highlight w:val="lightGray"/>
+        </w:rPr>
+        <w:t>o</w:t>
+      </w:r>
+      <w:r>
+        <w:rPr>
+          <w:rFonts w:ascii="Arial" w:hAnsi="Arial" w:eastAsia="Arial" w:cs="Arial"/>
+          <w:b/>
+          <w:i w:val="0"/>
+          <w:color w:val="000000"/>
+          <w:sz w:val="18"/>
+          <w:highlight w:val="lightGray"/>
+        </w:rPr>
+        <w:t>t</w:t>
+      </w:r>
+      <w:r>
+        <w:rPr>
+          <w:rFonts w:ascii="Arial" w:hAnsi="Arial"/>
+          <w:sz w:val="18"/>
           <w:highlight w:val="lightGray"/>
         </w:rPr>
         <w:t xml:space="preserve"> </w:t>
       </w:r>
       <w:r>
         <w:rPr>
-          <w:rFonts w:ascii="Arial" w:eastAsia="Arial" w:hAnsi="Arial" w:cs="Arial"/>
-          <w:b/>
-          <w:bCs/>
-          <w:sz w:val="18"/>
-          <w:szCs w:val="18"/>
+          <w:rFonts w:ascii="Arial" w:hAnsi="Arial"/>
+          <w:b/>
+          <w:sz w:val="18"/>
           <w:highlight w:val="lightGray"/>
         </w:rPr>
         <w:t>Source</w:t>
       </w:r>
       <w:r>
         <w:rPr>
-          <w:rFonts w:ascii="Arial" w:eastAsia="Arial" w:hAnsi="Arial" w:cs="Arial"/>
-          <w:sz w:val="18"/>
-          <w:szCs w:val="18"/>
+          <w:rFonts w:ascii="Arial" w:hAnsi="Arial"/>
+          <w:sz w:val="18"/>
           <w:highlight w:val="lightGray"/>
         </w:rPr>
         <w:t xml:space="preserve">: </w:t>
       </w:r>
       <w:r>
         <w:rPr>
-          <w:rFonts w:ascii="Arial" w:eastAsia="Arial" w:hAnsi="Arial" w:cs="Arial"/>
-          <w:b/>
-          <w:bCs/>
-          <w:sz w:val="18"/>
-          <w:szCs w:val="18"/>
+          <w:rFonts w:ascii="Arial" w:hAnsi="Arial"/>
+          <w:b/>
+          <w:sz w:val="18"/>
           <w:highlight w:val="lightGray"/>
         </w:rPr>
         <w:t>Provided by:</w:t>
       </w:r>
       <w:r>
         <w:rPr>
-          <w:rFonts w:ascii="Arial" w:eastAsia="Arial" w:hAnsi="Arial" w:cs="Arial"/>
-          <w:sz w:val="18"/>
-          <w:szCs w:val="18"/>
+          <w:rFonts w:ascii="Arial" w:hAnsi="Arial"/>
+          <w:sz w:val="18"/>
           <w:highlight w:val="lightGray"/>
         </w:rPr>
         <w:t xml:space="preserve"> [Persons Table -&gt; ID Column: 1, </w:t>
       </w:r>
-      <w:proofErr w:type="spellStart"/>
-      <w:r>
-        <w:rPr>
-          <w:rFonts w:ascii="Arial" w:eastAsia="Arial" w:hAnsi="Arial" w:cs="Arial"/>
-          <w:sz w:val="18"/>
-          <w:szCs w:val="18"/>
+      <w:r>
+        <w:rPr>
+          <w:rFonts w:ascii="Arial" w:hAnsi="Arial"/>
+          <w:sz w:val="18"/>
           <w:highlight w:val="lightGray"/>
         </w:rPr>
         <w:t>Name_En</w:t>
       </w:r>
-      <w:proofErr w:type="spellEnd"/>
-      <w:r>
-        <w:rPr>
-          <w:rFonts w:ascii="Arial" w:eastAsia="Arial" w:hAnsi="Arial" w:cs="Arial"/>
-          <w:sz w:val="18"/>
-          <w:szCs w:val="18"/>
+      <w:r>
+        <w:rPr>
+          <w:rFonts w:ascii="Arial" w:hAnsi="Arial"/>
+          <w:sz w:val="18"/>
           <w:highlight w:val="lightGray"/>
         </w:rPr>
         <w:t xml:space="preserve"> Column: Motasem Essam] -&gt; </w:t>
       </w:r>
       <w:r>
         <w:rPr>
-          <w:rFonts w:ascii="Arial" w:eastAsia="Arial" w:hAnsi="Arial" w:cs="Arial"/>
-          <w:b/>
-          <w:bCs/>
-          <w:sz w:val="18"/>
-          <w:szCs w:val="18"/>
+          <w:rFonts w:ascii="Arial" w:hAnsi="Arial"/>
+          <w:b/>
+          <w:sz w:val="18"/>
           <w:highlight w:val="lightGray"/>
         </w:rPr>
         <w:t>Tool:</w:t>
       </w:r>
       <w:r>
         <w:rPr>
-          <w:rFonts w:ascii="Arial" w:eastAsia="Arial" w:hAnsi="Arial" w:cs="Arial"/>
-          <w:sz w:val="18"/>
-          <w:szCs w:val="18"/>
+          <w:rFonts w:ascii="Arial" w:hAnsi="Arial"/>
+          <w:sz w:val="18"/>
           <w:highlight w:val="lightGray"/>
         </w:rPr>
         <w:t xml:space="preserve"> [</w:t>
       </w:r>
-      <w:proofErr w:type="spellStart"/>
-      <w:r>
-        <w:rPr>
-          <w:rFonts w:ascii="Arial" w:eastAsia="Arial" w:hAnsi="Arial" w:cs="Arial"/>
-          <w:sz w:val="18"/>
-          <w:szCs w:val="18"/>
+      <w:r>
+        <w:rPr>
+          <w:rFonts w:ascii="Arial" w:hAnsi="Arial"/>
+          <w:sz w:val="18"/>
           <w:highlight w:val="lightGray"/>
         </w:rPr>
         <w:t>Lightshot</w:t>
       </w:r>
-      <w:proofErr w:type="spellEnd"/>
-      <w:r>
-        <w:rPr>
-          <w:rFonts w:ascii="Arial" w:eastAsia="Arial" w:hAnsi="Arial" w:cs="Arial"/>
-          <w:sz w:val="18"/>
-          <w:szCs w:val="18"/>
+      <w:r>
+        <w:rPr>
+          <w:rFonts w:ascii="Arial" w:hAnsi="Arial"/>
+          <w:sz w:val="18"/>
           <w:highlight w:val="lightGray"/>
         </w:rPr>
         <w:t xml:space="preserve"> Program] -&gt; </w:t>
       </w:r>
       <w:r>
         <w:rPr>
-          <w:rFonts w:ascii="Arial" w:eastAsia="Arial" w:hAnsi="Arial" w:cs="Arial"/>
-          <w:b/>
-          <w:bCs/>
-          <w:sz w:val="18"/>
-          <w:szCs w:val="18"/>
+          <w:rFonts w:ascii="Arial" w:hAnsi="Arial"/>
+          <w:b/>
+          <w:sz w:val="18"/>
           <w:highlight w:val="lightGray"/>
         </w:rPr>
         <w:t xml:space="preserve">From </w:t>
       </w:r>
       <w:r>
         <w:rPr>
-          <w:rFonts w:ascii="Arial" w:eastAsia="Arial" w:hAnsi="Arial" w:cs="Arial"/>
-          <w:sz w:val="18"/>
-          <w:szCs w:val="18"/>
+          <w:rFonts w:ascii="Arial" w:hAnsi="Arial"/>
+          <w:sz w:val="18"/>
           <w:highlight w:val="lightGray"/>
         </w:rPr>
         <w:t xml:space="preserve">[Site: https://github.com] </w:t>
       </w:r>
       <w:r>
         <w:rPr>
-          <w:rFonts w:ascii="Arial" w:eastAsia="Arial" w:hAnsi="Arial" w:cs="Arial"/>
-          <w:b/>
-          <w:bCs/>
-          <w:sz w:val="18"/>
-          <w:szCs w:val="18"/>
+          <w:rFonts w:ascii="Arial" w:hAnsi="Arial"/>
+          <w:b/>
+          <w:sz w:val="18"/>
           <w:highlight w:val="lightGray"/>
         </w:rPr>
         <w:t>on</w:t>
       </w:r>
       <w:r>
         <w:rPr>
-          <w:rFonts w:ascii="Arial" w:eastAsia="Arial" w:hAnsi="Arial" w:cs="Arial"/>
-          <w:sz w:val="18"/>
-          <w:szCs w:val="18"/>
+          <w:rFonts w:ascii="Arial" w:hAnsi="Arial"/>
+          <w:sz w:val="18"/>
           <w:highlight w:val="lightGray"/>
         </w:rPr>
         <w:t xml:space="preserve"> [</w:t>
       </w:r>
       <w:r>
         <w:rPr>
-          <w:rFonts w:ascii="Arial" w:eastAsia="Arial" w:hAnsi="Arial" w:cs="Arial"/>
-          <w:bCs/>
-          <w:kern w:val="0"/>
-          <w:sz w:val="18"/>
-          <w:szCs w:val="14"/>
-          <w:highlight w:val="lightGray"/>
-          <w:shd w:val="clear" w:color="auto" w:fill="B7B7B7"/>
-          <w:lang w:val="en"/>
-          <w14:ligatures w14:val="none"/>
+          <w:rFonts w:ascii="Arial" w:hAnsi="Arial"/>
+          <w:sz w:val="18"/>
+          <w:highlight w:val="lightGray"/>
         </w:rPr>
         <w:t>2/1</w:t>
       </w:r>
       <w:r>
         <w:rPr>
-          <w:rFonts w:ascii="Arial" w:eastAsia="Arial" w:hAnsi="Arial" w:cs="Arial"/>
-          <w:bCs/>
-          <w:kern w:val="0"/>
-          <w:sz w:val="18"/>
-          <w:szCs w:val="14"/>
-          <w:highlight w:val="lightGray"/>
-          <w:shd w:val="clear" w:color="auto" w:fill="B7B7B7"/>
-          <w:lang w:val="en"/>
-          <w14:ligatures w14:val="none"/>
+          <w:rFonts w:ascii="Arial" w:hAnsi="Arial"/>
+          <w:sz w:val="18"/>
+          <w:highlight w:val="lightGray"/>
         </w:rPr>
         <w:t>9</w:t>
       </w:r>
       <w:r>
         <w:rPr>
-          <w:rFonts w:ascii="Arial" w:eastAsia="Arial" w:hAnsi="Arial" w:cs="Arial"/>
-          <w:bCs/>
-          <w:kern w:val="0"/>
-          <w:sz w:val="18"/>
-          <w:szCs w:val="14"/>
-          <w:highlight w:val="lightGray"/>
-          <w:shd w:val="clear" w:color="auto" w:fill="B7B7B7"/>
-          <w:lang w:val="en"/>
-          <w14:ligatures w14:val="none"/>
+          <w:rFonts w:ascii="Arial" w:hAnsi="Arial"/>
+          <w:sz w:val="18"/>
+          <w:highlight w:val="lightGray"/>
         </w:rPr>
         <w:t>/2026</w:t>
       </w:r>
       <w:r>
         <w:rPr>
-          <w:rFonts w:ascii="Arial" w:eastAsia="Arial" w:hAnsi="Arial" w:cs="Arial"/>
-          <w:sz w:val="18"/>
-          <w:szCs w:val="18"/>
+          <w:rFonts w:ascii="Arial" w:hAnsi="Arial"/>
+          <w:sz w:val="18"/>
           <w:highlight w:val="lightGray"/>
         </w:rPr>
         <w:t>]</w:t>
@@ -11855,17 +12578,116 @@
         </w:rPr>
         <w:t xml:space="preserve"># Source: </w:t>
       </w:r>
-      <w:proofErr w:type="spellStart"/>
-      <w:r>
-        <w:rPr>
-          <w:rFonts w:ascii="Arial" w:hAnsi="Arial"/>
-          <w:b/>
-          <w:sz w:val="18"/>
-          <w:highlight w:val="lightGray"/>
-        </w:rPr>
-        <w:t>ScreenShots</w:t>
-      </w:r>
-      <w:proofErr w:type="spellEnd"/>
+      <w:r>
+        <w:rPr>
+          <w:rFonts w:ascii="Arial" w:hAnsi="Arial" w:eastAsia="Arial" w:cs="Arial"/>
+          <w:b/>
+          <w:i w:val="0"/>
+          <w:color w:val="000000"/>
+          <w:sz w:val="18"/>
+          <w:highlight w:val="lightGray"/>
+        </w:rPr>
+        <w:t>S</w:t>
+      </w:r>
+      <w:r>
+        <w:rPr>
+          <w:rFonts w:ascii="Arial" w:hAnsi="Arial" w:eastAsia="Arial" w:cs="Arial"/>
+          <w:b/>
+          <w:i w:val="0"/>
+          <w:color w:val="000000"/>
+          <w:sz w:val="18"/>
+          <w:highlight w:val="lightGray"/>
+        </w:rPr>
+        <w:t>c</w:t>
+      </w:r>
+      <w:r>
+        <w:rPr>
+          <w:rFonts w:ascii="Arial" w:hAnsi="Arial" w:eastAsia="Arial" w:cs="Arial"/>
+          <w:b/>
+          <w:i w:val="0"/>
+          <w:color w:val="000000"/>
+          <w:sz w:val="18"/>
+          <w:highlight w:val="lightGray"/>
+        </w:rPr>
+        <w:t>r</w:t>
+      </w:r>
+      <w:r>
+        <w:rPr>
+          <w:rFonts w:ascii="Arial" w:hAnsi="Arial" w:eastAsia="Arial" w:cs="Arial"/>
+          <w:b/>
+          <w:i w:val="0"/>
+          <w:color w:val="000000"/>
+          <w:sz w:val="18"/>
+          <w:highlight w:val="lightGray"/>
+        </w:rPr>
+        <w:t>e</w:t>
+      </w:r>
+      <w:r>
+        <w:rPr>
+          <w:rFonts w:ascii="Arial" w:hAnsi="Arial" w:eastAsia="Arial" w:cs="Arial"/>
+          <w:b/>
+          <w:i w:val="0"/>
+          <w:color w:val="000000"/>
+          <w:sz w:val="18"/>
+          <w:highlight w:val="lightGray"/>
+        </w:rPr>
+        <w:t>e</w:t>
+      </w:r>
+      <w:r>
+        <w:rPr>
+          <w:rFonts w:ascii="Arial" w:hAnsi="Arial" w:eastAsia="Arial" w:cs="Arial"/>
+          <w:b/>
+          <w:i w:val="0"/>
+          <w:color w:val="000000"/>
+          <w:sz w:val="18"/>
+          <w:highlight w:val="lightGray"/>
+        </w:rPr>
+        <w:t>n</w:t>
+      </w:r>
+      <w:r>
+        <w:rPr>
+          <w:rFonts w:ascii="Arial" w:hAnsi="Arial" w:eastAsia="Arial" w:cs="Arial"/>
+          <w:b/>
+          <w:i w:val="0"/>
+          <w:color w:val="000000"/>
+          <w:sz w:val="18"/>
+          <w:highlight w:val="lightGray"/>
+        </w:rPr>
+        <w:t>S</w:t>
+      </w:r>
+      <w:r>
+        <w:rPr>
+          <w:rFonts w:ascii="Arial" w:hAnsi="Arial" w:eastAsia="Arial" w:cs="Arial"/>
+          <w:b/>
+          <w:i w:val="0"/>
+          <w:color w:val="000000"/>
+          <w:sz w:val="18"/>
+          <w:highlight w:val="lightGray"/>
+        </w:rPr>
+        <w:t>h</w:t>
+      </w:r>
+      <w:r>
+        <w:rPr>
+          <w:rFonts w:ascii="Arial" w:hAnsi="Arial" w:eastAsia="Arial" w:cs="Arial"/>
+          <w:b/>
+          <w:i w:val="0"/>
+          <w:color w:val="000000"/>
+          <w:sz w:val="18"/>
+          <w:highlight w:val="lightGray"/>
+        </w:rPr>
+        <w:t>o</w:t>
+      </w:r>
+      <w:r>
+        <w:rPr>
+          <w:rFonts w:ascii="Arial" w:hAnsi="Arial" w:eastAsia="Arial" w:cs="Arial"/>
+          <w:b/>
+          <w:i w:val="0"/>
+          <w:color w:val="000000"/>
+          <w:sz w:val="18"/>
+          <w:highlight w:val="lightGray"/>
+        </w:rPr>
+        <w:t>t</w:t>
+      </w:r>
       <w:r>
         <w:rPr>
           <w:rFonts w:ascii="Arial" w:hAnsi="Arial"/>
@@ -11908,7 +12730,6 @@
         </w:rPr>
         <w:t xml:space="preserve"> [Persons Table -&gt; ID Column: 1, </w:t>
       </w:r>
-      <w:proofErr w:type="spellStart"/>
       <w:r>
         <w:rPr>
           <w:rFonts w:ascii="Arial" w:hAnsi="Arial"/>
@@ -11917,7 +12738,6 @@
         </w:rPr>
         <w:t>Name_En</w:t>
       </w:r>
-      <w:proofErr w:type="spellEnd"/>
       <w:r>
         <w:rPr>
           <w:rFonts w:ascii="Arial" w:hAnsi="Arial"/>
@@ -11943,7 +12763,6 @@
         </w:rPr>
         <w:t xml:space="preserve"> [</w:t>
       </w:r>
-      <w:proofErr w:type="spellStart"/>
       <w:r>
         <w:rPr>
           <w:rFonts w:ascii="Arial" w:hAnsi="Arial"/>
@@ -11952,7 +12771,6 @@
         </w:rPr>
         <w:t>Lightshot</w:t>
       </w:r>
-      <w:proofErr w:type="spellEnd"/>
       <w:r>
         <w:rPr>
           <w:rFonts w:ascii="Arial" w:hAnsi="Arial"/>
@@ -11963,7 +12781,7 @@
       </w:r>
       <w:r>
         <w:rPr>
-          <w:rFonts w:ascii="Arial" w:eastAsia="Arial" w:hAnsi="Arial" w:cs="Arial"/>
+          <w:rFonts w:ascii="Arial" w:hAnsi="Arial"/>
           <w:b/>
           <w:color w:val="000000"/>
           <w:sz w:val="18"/>
@@ -11973,7 +12791,7 @@
       </w:r>
       <w:r>
         <w:rPr>
-          <w:rFonts w:ascii="Arial" w:eastAsia="Arial" w:hAnsi="Arial" w:cs="Arial"/>
+          <w:rFonts w:ascii="Arial" w:hAnsi="Arial"/>
           <w:color w:val="000000"/>
           <w:sz w:val="18"/>
           <w:highlight w:val="lightGray"/>
@@ -12119,17 +12937,116 @@
         </w:rPr>
         <w:t xml:space="preserve"># Source: </w:t>
       </w:r>
-      <w:proofErr w:type="spellStart"/>
-      <w:r>
-        <w:rPr>
-          <w:rFonts w:ascii="Arial" w:hAnsi="Arial"/>
-          <w:b/>
-          <w:sz w:val="18"/>
-          <w:highlight w:val="lightGray"/>
-        </w:rPr>
-        <w:t>ScreenShots</w:t>
-      </w:r>
-      <w:proofErr w:type="spellEnd"/>
+      <w:r>
+        <w:rPr>
+          <w:rFonts w:ascii="Arial" w:hAnsi="Arial" w:eastAsia="Arial" w:cs="Arial"/>
+          <w:b/>
+          <w:i w:val="0"/>
+          <w:color w:val="000000"/>
+          <w:sz w:val="18"/>
+          <w:highlight w:val="lightGray"/>
+        </w:rPr>
+        <w:t>S</w:t>
+      </w:r>
+      <w:r>
+        <w:rPr>
+          <w:rFonts w:ascii="Arial" w:hAnsi="Arial" w:eastAsia="Arial" w:cs="Arial"/>
+          <w:b/>
+          <w:i w:val="0"/>
+          <w:color w:val="000000"/>
+          <w:sz w:val="18"/>
+          <w:highlight w:val="lightGray"/>
+        </w:rPr>
+        <w:t>c</w:t>
+      </w:r>
+      <w:r>
+        <w:rPr>
+          <w:rFonts w:ascii="Arial" w:hAnsi="Arial" w:eastAsia="Arial" w:cs="Arial"/>
+          <w:b/>
+          <w:i w:val="0"/>
+          <w:color w:val="000000"/>
+          <w:sz w:val="18"/>
+          <w:highlight w:val="lightGray"/>
+        </w:rPr>
+        <w:t>r</w:t>
+      </w:r>
+      <w:r>
+        <w:rPr>
+          <w:rFonts w:ascii="Arial" w:hAnsi="Arial" w:eastAsia="Arial" w:cs="Arial"/>
+          <w:b/>
+          <w:i w:val="0"/>
+          <w:color w:val="000000"/>
+          <w:sz w:val="18"/>
+          <w:highlight w:val="lightGray"/>
+        </w:rPr>
+        <w:t>e</w:t>
+      </w:r>
+      <w:r>
+        <w:rPr>
+          <w:rFonts w:ascii="Arial" w:hAnsi="Arial" w:eastAsia="Arial" w:cs="Arial"/>
+          <w:b/>
+          <w:i w:val="0"/>
+          <w:color w:val="000000"/>
+          <w:sz w:val="18"/>
+          <w:highlight w:val="lightGray"/>
+        </w:rPr>
+        <w:t>e</w:t>
+      </w:r>
+      <w:r>
+        <w:rPr>
+          <w:rFonts w:ascii="Arial" w:hAnsi="Arial" w:eastAsia="Arial" w:cs="Arial"/>
+          <w:b/>
+          <w:i w:val="0"/>
+          <w:color w:val="000000"/>
+          <w:sz w:val="18"/>
+          <w:highlight w:val="lightGray"/>
+        </w:rPr>
+        <w:t>n</w:t>
+      </w:r>
+      <w:r>
+        <w:rPr>
+          <w:rFonts w:ascii="Arial" w:hAnsi="Arial" w:eastAsia="Arial" w:cs="Arial"/>
+          <w:b/>
+          <w:i w:val="0"/>
+          <w:color w:val="000000"/>
+          <w:sz w:val="18"/>
+          <w:highlight w:val="lightGray"/>
+        </w:rPr>
+        <w:t>S</w:t>
+      </w:r>
+      <w:r>
+        <w:rPr>
+          <w:rFonts w:ascii="Arial" w:hAnsi="Arial" w:eastAsia="Arial" w:cs="Arial"/>
+          <w:b/>
+          <w:i w:val="0"/>
+          <w:color w:val="000000"/>
+          <w:sz w:val="18"/>
+          <w:highlight w:val="lightGray"/>
+        </w:rPr>
+        <w:t>h</w:t>
+      </w:r>
+      <w:r>
+        <w:rPr>
+          <w:rFonts w:ascii="Arial" w:hAnsi="Arial" w:eastAsia="Arial" w:cs="Arial"/>
+          <w:b/>
+          <w:i w:val="0"/>
+          <w:color w:val="000000"/>
+          <w:sz w:val="18"/>
+          <w:highlight w:val="lightGray"/>
+        </w:rPr>
+        <w:t>o</w:t>
+      </w:r>
+      <w:r>
+        <w:rPr>
+          <w:rFonts w:ascii="Arial" w:hAnsi="Arial" w:eastAsia="Arial" w:cs="Arial"/>
+          <w:b/>
+          <w:i w:val="0"/>
+          <w:color w:val="000000"/>
+          <w:sz w:val="18"/>
+          <w:highlight w:val="lightGray"/>
+        </w:rPr>
+        <w:t>t</w:t>
+      </w:r>
       <w:r>
         <w:rPr>
           <w:rFonts w:ascii="Arial" w:hAnsi="Arial"/>
@@ -12172,7 +13089,6 @@
         </w:rPr>
         <w:t xml:space="preserve"> [Persons Table -&gt; ID Column: 1, </w:t>
       </w:r>
-      <w:proofErr w:type="spellStart"/>
       <w:r>
         <w:rPr>
           <w:rFonts w:ascii="Arial" w:hAnsi="Arial"/>
@@ -12181,7 +13097,6 @@
         </w:rPr>
         <w:t>Name_En</w:t>
       </w:r>
-      <w:proofErr w:type="spellEnd"/>
       <w:r>
         <w:rPr>
           <w:rFonts w:ascii="Arial" w:hAnsi="Arial"/>
@@ -12207,7 +13122,6 @@
         </w:rPr>
         <w:t xml:space="preserve"> [</w:t>
       </w:r>
-      <w:proofErr w:type="spellStart"/>
       <w:r>
         <w:rPr>
           <w:rFonts w:ascii="Arial" w:hAnsi="Arial"/>
@@ -12216,7 +13130,6 @@
         </w:rPr>
         <w:t>Lightshot</w:t>
       </w:r>
-      <w:proofErr w:type="spellEnd"/>
       <w:r>
         <w:rPr>
           <w:rFonts w:ascii="Arial" w:hAnsi="Arial"/>
@@ -12227,7 +13140,7 @@
       </w:r>
       <w:r>
         <w:rPr>
-          <w:rFonts w:ascii="Arial" w:eastAsia="Arial" w:hAnsi="Arial" w:cs="Arial"/>
+          <w:rFonts w:ascii="Arial" w:hAnsi="Arial"/>
           <w:b/>
           <w:color w:val="000000"/>
           <w:sz w:val="18"/>
@@ -12237,7 +13150,7 @@
       </w:r>
       <w:r>
         <w:rPr>
-          <w:rFonts w:ascii="Arial" w:eastAsia="Arial" w:hAnsi="Arial" w:cs="Arial"/>
+          <w:rFonts w:ascii="Arial" w:hAnsi="Arial"/>
           <w:color w:val="000000"/>
           <w:sz w:val="18"/>
           <w:highlight w:val="lightGray"/>
